--- a/Leg/ACTIVIDAD UNIDAD 3 .docx
+++ b/Leg/ACTIVIDAD UNIDAD 3 .docx
@@ -818,7 +818,7 @@
     <w:tbl>
       <w:tblPr>
         <w:tblStyle w:val="a"/>
-        <w:tblW w:w="11970" w:type="dxa"/>
+        <w:tblW w:w="11482" w:type="dxa"/>
         <w:tblInd w:w="-1284" w:type="dxa"/>
         <w:tblBorders>
           <w:top w:val="nil"/>
@@ -833,13 +833,13 @@
       </w:tblPr>
       <w:tblGrid>
         <w:gridCol w:w="2160"/>
-        <w:gridCol w:w="1530"/>
-        <w:gridCol w:w="1440"/>
-        <w:gridCol w:w="1440"/>
-        <w:gridCol w:w="1680"/>
-        <w:gridCol w:w="1305"/>
-        <w:gridCol w:w="1215"/>
-        <w:gridCol w:w="1200"/>
+        <w:gridCol w:w="1243"/>
+        <w:gridCol w:w="1417"/>
+        <w:gridCol w:w="1134"/>
+        <w:gridCol w:w="1701"/>
+        <w:gridCol w:w="1134"/>
+        <w:gridCol w:w="1276"/>
+        <w:gridCol w:w="1417"/>
       </w:tblGrid>
       <w:tr>
         <w:trPr>
@@ -884,7 +884,7 @@
         </w:tc>
         <w:tc>
           <w:tcPr>
-            <w:tcW w:w="1530" w:type="dxa"/>
+            <w:tcW w:w="1243" w:type="dxa"/>
             <w:tcBorders>
               <w:top w:val="single" w:sz="6" w:space="0" w:color="D9D9DD"/>
               <w:left w:val="single" w:sz="6" w:space="0" w:color="D9D9DD"/>
@@ -921,7 +921,7 @@
         </w:tc>
         <w:tc>
           <w:tcPr>
-            <w:tcW w:w="1440" w:type="dxa"/>
+            <w:tcW w:w="1417" w:type="dxa"/>
             <w:tcBorders>
               <w:top w:val="single" w:sz="6" w:space="0" w:color="D9D9DD"/>
               <w:left w:val="single" w:sz="6" w:space="0" w:color="D9D9DD"/>
@@ -958,7 +958,7 @@
         </w:tc>
         <w:tc>
           <w:tcPr>
-            <w:tcW w:w="1440" w:type="dxa"/>
+            <w:tcW w:w="1134" w:type="dxa"/>
             <w:tcBorders>
               <w:top w:val="single" w:sz="6" w:space="0" w:color="D9D9DD"/>
               <w:left w:val="single" w:sz="6" w:space="0" w:color="D9D9DD"/>
@@ -995,7 +995,7 @@
         </w:tc>
         <w:tc>
           <w:tcPr>
-            <w:tcW w:w="1680" w:type="dxa"/>
+            <w:tcW w:w="1701" w:type="dxa"/>
             <w:tcBorders>
               <w:top w:val="single" w:sz="6" w:space="0" w:color="D9D9DD"/>
               <w:left w:val="single" w:sz="6" w:space="0" w:color="D9D9DD"/>
@@ -1032,7 +1032,7 @@
         </w:tc>
         <w:tc>
           <w:tcPr>
-            <w:tcW w:w="1305" w:type="dxa"/>
+            <w:tcW w:w="1134" w:type="dxa"/>
             <w:tcBorders>
               <w:top w:val="single" w:sz="6" w:space="0" w:color="D9D9DD"/>
               <w:left w:val="single" w:sz="6" w:space="0" w:color="D9D9DD"/>
@@ -1069,7 +1069,7 @@
         </w:tc>
         <w:tc>
           <w:tcPr>
-            <w:tcW w:w="1215" w:type="dxa"/>
+            <w:tcW w:w="1276" w:type="dxa"/>
             <w:tcBorders>
               <w:top w:val="single" w:sz="6" w:space="0" w:color="D9D9DD"/>
               <w:left w:val="single" w:sz="6" w:space="0" w:color="D9D9DD"/>
@@ -1106,7 +1106,7 @@
         </w:tc>
         <w:tc>
           <w:tcPr>
-            <w:tcW w:w="1200" w:type="dxa"/>
+            <w:tcW w:w="1417" w:type="dxa"/>
             <w:tcBorders>
               <w:top w:val="single" w:sz="6" w:space="0" w:color="D9D9DD"/>
               <w:left w:val="single" w:sz="6" w:space="0" w:color="D9D9DD"/>
@@ -1183,7 +1183,7 @@
         </w:tc>
         <w:tc>
           <w:tcPr>
-            <w:tcW w:w="1530" w:type="dxa"/>
+            <w:tcW w:w="1243" w:type="dxa"/>
             <w:tcBorders>
               <w:top w:val="single" w:sz="6" w:space="0" w:color="D9D9DD"/>
               <w:left w:val="single" w:sz="6" w:space="0" w:color="D9D9DD"/>
@@ -1218,7 +1218,7 @@
         </w:tc>
         <w:tc>
           <w:tcPr>
-            <w:tcW w:w="1440" w:type="dxa"/>
+            <w:tcW w:w="1417" w:type="dxa"/>
             <w:tcBorders>
               <w:top w:val="single" w:sz="6" w:space="0" w:color="D9D9DD"/>
               <w:left w:val="single" w:sz="6" w:space="0" w:color="D9D9DD"/>
@@ -1253,7 +1253,7 @@
         </w:tc>
         <w:tc>
           <w:tcPr>
-            <w:tcW w:w="1440" w:type="dxa"/>
+            <w:tcW w:w="1134" w:type="dxa"/>
             <w:tcBorders>
               <w:top w:val="single" w:sz="6" w:space="0" w:color="D9D9DD"/>
               <w:left w:val="single" w:sz="6" w:space="0" w:color="D9D9DD"/>
@@ -1288,7 +1288,7 @@
         </w:tc>
         <w:tc>
           <w:tcPr>
-            <w:tcW w:w="1680" w:type="dxa"/>
+            <w:tcW w:w="1701" w:type="dxa"/>
             <w:tcBorders>
               <w:top w:val="single" w:sz="6" w:space="0" w:color="D9D9DD"/>
               <w:left w:val="single" w:sz="6" w:space="0" w:color="D9D9DD"/>
@@ -1323,7 +1323,7 @@
         </w:tc>
         <w:tc>
           <w:tcPr>
-            <w:tcW w:w="1305" w:type="dxa"/>
+            <w:tcW w:w="1134" w:type="dxa"/>
             <w:tcBorders>
               <w:top w:val="single" w:sz="6" w:space="0" w:color="D9D9DD"/>
               <w:left w:val="single" w:sz="6" w:space="0" w:color="D9D9DD"/>
@@ -1358,7 +1358,7 @@
         </w:tc>
         <w:tc>
           <w:tcPr>
-            <w:tcW w:w="1215" w:type="dxa"/>
+            <w:tcW w:w="1276" w:type="dxa"/>
             <w:tcBorders>
               <w:top w:val="single" w:sz="6" w:space="0" w:color="D9D9DD"/>
               <w:left w:val="single" w:sz="6" w:space="0" w:color="D9D9DD"/>
@@ -1393,7 +1393,7 @@
         </w:tc>
         <w:tc>
           <w:tcPr>
-            <w:tcW w:w="1200" w:type="dxa"/>
+            <w:tcW w:w="1417" w:type="dxa"/>
             <w:tcBorders>
               <w:top w:val="single" w:sz="6" w:space="0" w:color="D9D9DD"/>
               <w:left w:val="single" w:sz="6" w:space="0" w:color="D9D9DD"/>
@@ -1468,7 +1468,7 @@
         </w:tc>
         <w:tc>
           <w:tcPr>
-            <w:tcW w:w="1530" w:type="dxa"/>
+            <w:tcW w:w="1243" w:type="dxa"/>
             <w:tcBorders>
               <w:top w:val="single" w:sz="6" w:space="0" w:color="D9D9DD"/>
               <w:left w:val="single" w:sz="6" w:space="0" w:color="D9D9DD"/>
@@ -1503,7 +1503,7 @@
         </w:tc>
         <w:tc>
           <w:tcPr>
-            <w:tcW w:w="1440" w:type="dxa"/>
+            <w:tcW w:w="1417" w:type="dxa"/>
             <w:tcBorders>
               <w:top w:val="single" w:sz="6" w:space="0" w:color="D9D9DD"/>
               <w:left w:val="single" w:sz="6" w:space="0" w:color="D9D9DD"/>
@@ -1538,7 +1538,7 @@
         </w:tc>
         <w:tc>
           <w:tcPr>
-            <w:tcW w:w="1440" w:type="dxa"/>
+            <w:tcW w:w="1134" w:type="dxa"/>
             <w:tcBorders>
               <w:top w:val="single" w:sz="6" w:space="0" w:color="D9D9DD"/>
               <w:left w:val="single" w:sz="6" w:space="0" w:color="D9D9DD"/>
@@ -1573,7 +1573,7 @@
         </w:tc>
         <w:tc>
           <w:tcPr>
-            <w:tcW w:w="1680" w:type="dxa"/>
+            <w:tcW w:w="1701" w:type="dxa"/>
             <w:tcBorders>
               <w:top w:val="single" w:sz="6" w:space="0" w:color="D9D9DD"/>
               <w:left w:val="single" w:sz="6" w:space="0" w:color="D9D9DD"/>
@@ -1608,7 +1608,7 @@
         </w:tc>
         <w:tc>
           <w:tcPr>
-            <w:tcW w:w="1305" w:type="dxa"/>
+            <w:tcW w:w="1134" w:type="dxa"/>
             <w:tcBorders>
               <w:top w:val="single" w:sz="6" w:space="0" w:color="D9D9DD"/>
               <w:left w:val="single" w:sz="6" w:space="0" w:color="D9D9DD"/>
@@ -1643,7 +1643,7 @@
         </w:tc>
         <w:tc>
           <w:tcPr>
-            <w:tcW w:w="1215" w:type="dxa"/>
+            <w:tcW w:w="1276" w:type="dxa"/>
             <w:tcBorders>
               <w:top w:val="single" w:sz="6" w:space="0" w:color="D9D9DD"/>
               <w:left w:val="single" w:sz="6" w:space="0" w:color="D9D9DD"/>
@@ -1674,19 +1674,11 @@
               </w:rPr>
               <w:t>No formal</w:t>
             </w:r>
-            <w:r>
-              <w:rPr>
-                <w:color w:val="262626"/>
-                <w:sz w:val="16"/>
-                <w:szCs w:val="16"/>
-              </w:rPr>
-              <w:t xml:space="preserve"> / Formal (inmuebles)</w:t>
-            </w:r>
-          </w:p>
-        </w:tc>
-        <w:tc>
-          <w:tcPr>
-            <w:tcW w:w="1200" w:type="dxa"/>
+          </w:p>
+        </w:tc>
+        <w:tc>
+          <w:tcPr>
+            <w:tcW w:w="1417" w:type="dxa"/>
             <w:tcBorders>
               <w:top w:val="single" w:sz="6" w:space="0" w:color="D9D9DD"/>
               <w:left w:val="single" w:sz="6" w:space="0" w:color="D9D9DD"/>
@@ -1761,7 +1753,7 @@
         </w:tc>
         <w:tc>
           <w:tcPr>
-            <w:tcW w:w="1530" w:type="dxa"/>
+            <w:tcW w:w="1243" w:type="dxa"/>
             <w:tcBorders>
               <w:top w:val="single" w:sz="6" w:space="0" w:color="D9D9DD"/>
               <w:left w:val="single" w:sz="6" w:space="0" w:color="D9D9DD"/>
@@ -1796,7 +1788,7 @@
         </w:tc>
         <w:tc>
           <w:tcPr>
-            <w:tcW w:w="1440" w:type="dxa"/>
+            <w:tcW w:w="1417" w:type="dxa"/>
             <w:tcBorders>
               <w:top w:val="single" w:sz="6" w:space="0" w:color="D9D9DD"/>
               <w:left w:val="single" w:sz="6" w:space="0" w:color="D9D9DD"/>
@@ -1831,7 +1823,7 @@
         </w:tc>
         <w:tc>
           <w:tcPr>
-            <w:tcW w:w="1440" w:type="dxa"/>
+            <w:tcW w:w="1134" w:type="dxa"/>
             <w:tcBorders>
               <w:top w:val="single" w:sz="6" w:space="0" w:color="D9D9DD"/>
               <w:left w:val="single" w:sz="6" w:space="0" w:color="D9D9DD"/>
@@ -1866,7 +1858,7 @@
         </w:tc>
         <w:tc>
           <w:tcPr>
-            <w:tcW w:w="1680" w:type="dxa"/>
+            <w:tcW w:w="1701" w:type="dxa"/>
             <w:tcBorders>
               <w:top w:val="single" w:sz="6" w:space="0" w:color="D9D9DD"/>
               <w:left w:val="single" w:sz="6" w:space="0" w:color="D9D9DD"/>
@@ -1911,7 +1903,7 @@
         </w:tc>
         <w:tc>
           <w:tcPr>
-            <w:tcW w:w="1305" w:type="dxa"/>
+            <w:tcW w:w="1134" w:type="dxa"/>
             <w:tcBorders>
               <w:top w:val="single" w:sz="6" w:space="0" w:color="D9D9DD"/>
               <w:left w:val="single" w:sz="6" w:space="0" w:color="D9D9DD"/>
@@ -1946,71 +1938,71 @@
         </w:tc>
         <w:tc>
           <w:tcPr>
-            <w:tcW w:w="1215" w:type="dxa"/>
-            <w:tcBorders>
-              <w:top w:val="single" w:sz="6" w:space="0" w:color="D9D9DD"/>
-              <w:left w:val="single" w:sz="6" w:space="0" w:color="D9D9DD"/>
-              <w:bottom w:val="single" w:sz="6" w:space="0" w:color="D9D9DD"/>
-              <w:right w:val="single" w:sz="6" w:space="0" w:color="D9D9DD"/>
-            </w:tcBorders>
-            <w:tcMar>
-              <w:top w:w="100" w:type="dxa"/>
-              <w:left w:w="200" w:type="dxa"/>
-              <w:bottom w:w="100" w:type="dxa"/>
-              <w:right w:w="200" w:type="dxa"/>
-            </w:tcMar>
-          </w:tcPr>
-          <w:p>
-            <w:pPr>
-              <w:spacing w:after="300"/>
-              <w:rPr>
-                <w:color w:val="262626"/>
-                <w:sz w:val="16"/>
-                <w:szCs w:val="16"/>
-              </w:rPr>
-            </w:pPr>
-            <w:r>
-              <w:rPr>
-                <w:color w:val="262626"/>
-                <w:sz w:val="16"/>
-                <w:szCs w:val="16"/>
-              </w:rPr>
-              <w:t>No formal</w:t>
-            </w:r>
-          </w:p>
-        </w:tc>
-        <w:tc>
-          <w:tcPr>
-            <w:tcW w:w="1200" w:type="dxa"/>
-            <w:tcBorders>
-              <w:top w:val="single" w:sz="6" w:space="0" w:color="D9D9DD"/>
-              <w:left w:val="single" w:sz="6" w:space="0" w:color="D9D9DD"/>
-              <w:bottom w:val="single" w:sz="6" w:space="0" w:color="D9D9DD"/>
-              <w:right w:val="single" w:sz="6" w:space="0" w:color="D9D9DD"/>
-            </w:tcBorders>
-            <w:tcMar>
-              <w:top w:w="100" w:type="dxa"/>
-              <w:left w:w="200" w:type="dxa"/>
-              <w:bottom w:w="100" w:type="dxa"/>
-              <w:right w:w="200" w:type="dxa"/>
-            </w:tcMar>
-          </w:tcPr>
-          <w:p>
-            <w:pPr>
-              <w:spacing w:after="300"/>
-              <w:rPr>
-                <w:color w:val="262626"/>
-                <w:sz w:val="16"/>
-                <w:szCs w:val="16"/>
-              </w:rPr>
-            </w:pPr>
-            <w:r>
-              <w:rPr>
-                <w:color w:val="262626"/>
-                <w:sz w:val="16"/>
-                <w:szCs w:val="16"/>
-              </w:rPr>
-              <w:t>Modal (plazo)</w:t>
+            <w:tcW w:w="1276" w:type="dxa"/>
+            <w:tcBorders>
+              <w:top w:val="single" w:sz="6" w:space="0" w:color="D9D9DD"/>
+              <w:left w:val="single" w:sz="6" w:space="0" w:color="D9D9DD"/>
+              <w:bottom w:val="single" w:sz="6" w:space="0" w:color="D9D9DD"/>
+              <w:right w:val="single" w:sz="6" w:space="0" w:color="D9D9DD"/>
+            </w:tcBorders>
+            <w:tcMar>
+              <w:top w:w="100" w:type="dxa"/>
+              <w:left w:w="200" w:type="dxa"/>
+              <w:bottom w:w="100" w:type="dxa"/>
+              <w:right w:w="200" w:type="dxa"/>
+            </w:tcMar>
+          </w:tcPr>
+          <w:p>
+            <w:pPr>
+              <w:spacing w:after="300"/>
+              <w:rPr>
+                <w:color w:val="262626"/>
+                <w:sz w:val="16"/>
+                <w:szCs w:val="16"/>
+              </w:rPr>
+            </w:pPr>
+            <w:r>
+              <w:rPr>
+                <w:color w:val="262626"/>
+                <w:sz w:val="16"/>
+                <w:szCs w:val="16"/>
+              </w:rPr>
+              <w:t>Formal</w:t>
+            </w:r>
+          </w:p>
+        </w:tc>
+        <w:tc>
+          <w:tcPr>
+            <w:tcW w:w="1417" w:type="dxa"/>
+            <w:tcBorders>
+              <w:top w:val="single" w:sz="6" w:space="0" w:color="D9D9DD"/>
+              <w:left w:val="single" w:sz="6" w:space="0" w:color="D9D9DD"/>
+              <w:bottom w:val="single" w:sz="6" w:space="0" w:color="D9D9DD"/>
+              <w:right w:val="single" w:sz="6" w:space="0" w:color="D9D9DD"/>
+            </w:tcBorders>
+            <w:tcMar>
+              <w:top w:w="100" w:type="dxa"/>
+              <w:left w:w="200" w:type="dxa"/>
+              <w:bottom w:w="100" w:type="dxa"/>
+              <w:right w:w="200" w:type="dxa"/>
+            </w:tcMar>
+          </w:tcPr>
+          <w:p>
+            <w:pPr>
+              <w:spacing w:after="300"/>
+              <w:rPr>
+                <w:color w:val="262626"/>
+                <w:sz w:val="16"/>
+                <w:szCs w:val="16"/>
+              </w:rPr>
+            </w:pPr>
+            <w:r>
+              <w:rPr>
+                <w:color w:val="262626"/>
+                <w:sz w:val="16"/>
+                <w:szCs w:val="16"/>
+              </w:rPr>
+              <w:t>Puro y simple</w:t>
             </w:r>
           </w:p>
         </w:tc>
@@ -2056,42 +2048,42 @@
         </w:tc>
         <w:tc>
           <w:tcPr>
-            <w:tcW w:w="1530" w:type="dxa"/>
-            <w:tcBorders>
-              <w:top w:val="single" w:sz="6" w:space="0" w:color="D9D9DD"/>
-              <w:left w:val="single" w:sz="6" w:space="0" w:color="D9D9DD"/>
-              <w:bottom w:val="single" w:sz="6" w:space="0" w:color="D9D9DD"/>
-              <w:right w:val="single" w:sz="6" w:space="0" w:color="D9D9DD"/>
-            </w:tcBorders>
-            <w:tcMar>
-              <w:top w:w="100" w:type="dxa"/>
-              <w:left w:w="200" w:type="dxa"/>
-              <w:bottom w:w="100" w:type="dxa"/>
-              <w:right w:w="200" w:type="dxa"/>
-            </w:tcMar>
-          </w:tcPr>
-          <w:p>
-            <w:pPr>
-              <w:spacing w:after="300"/>
-              <w:rPr>
-                <w:color w:val="262626"/>
-                <w:sz w:val="16"/>
-                <w:szCs w:val="16"/>
-              </w:rPr>
-            </w:pPr>
-            <w:r>
-              <w:rPr>
-                <w:color w:val="262626"/>
-                <w:sz w:val="16"/>
-                <w:szCs w:val="16"/>
-              </w:rPr>
-              <w:t>Bilateral</w:t>
-            </w:r>
-          </w:p>
-        </w:tc>
-        <w:tc>
-          <w:tcPr>
-            <w:tcW w:w="1440" w:type="dxa"/>
+            <w:tcW w:w="1243" w:type="dxa"/>
+            <w:tcBorders>
+              <w:top w:val="single" w:sz="6" w:space="0" w:color="D9D9DD"/>
+              <w:left w:val="single" w:sz="6" w:space="0" w:color="D9D9DD"/>
+              <w:bottom w:val="single" w:sz="6" w:space="0" w:color="D9D9DD"/>
+              <w:right w:val="single" w:sz="6" w:space="0" w:color="D9D9DD"/>
+            </w:tcBorders>
+            <w:tcMar>
+              <w:top w:w="100" w:type="dxa"/>
+              <w:left w:w="200" w:type="dxa"/>
+              <w:bottom w:w="100" w:type="dxa"/>
+              <w:right w:w="200" w:type="dxa"/>
+            </w:tcMar>
+          </w:tcPr>
+          <w:p>
+            <w:pPr>
+              <w:spacing w:after="300"/>
+              <w:rPr>
+                <w:color w:val="262626"/>
+                <w:sz w:val="16"/>
+                <w:szCs w:val="16"/>
+              </w:rPr>
+            </w:pPr>
+            <w:r>
+              <w:rPr>
+                <w:color w:val="262626"/>
+                <w:sz w:val="16"/>
+                <w:szCs w:val="16"/>
+              </w:rPr>
+              <w:t>Unilateral</w:t>
+            </w:r>
+          </w:p>
+        </w:tc>
+        <w:tc>
+          <w:tcPr>
+            <w:tcW w:w="1417" w:type="dxa"/>
             <w:tcBorders>
               <w:top w:val="single" w:sz="6" w:space="0" w:color="D9D9DD"/>
               <w:left w:val="single" w:sz="6" w:space="0" w:color="D9D9DD"/>
@@ -2126,7 +2118,7 @@
         </w:tc>
         <w:tc>
           <w:tcPr>
-            <w:tcW w:w="1440" w:type="dxa"/>
+            <w:tcW w:w="1134" w:type="dxa"/>
             <w:tcBorders>
               <w:top w:val="single" w:sz="6" w:space="0" w:color="D9D9DD"/>
               <w:left w:val="single" w:sz="6" w:space="0" w:color="D9D9DD"/>
@@ -2161,7 +2153,7 @@
         </w:tc>
         <w:tc>
           <w:tcPr>
-            <w:tcW w:w="1680" w:type="dxa"/>
+            <w:tcW w:w="1701" w:type="dxa"/>
             <w:tcBorders>
               <w:top w:val="single" w:sz="6" w:space="0" w:color="D9D9DD"/>
               <w:left w:val="single" w:sz="6" w:space="0" w:color="D9D9DD"/>
@@ -2196,7 +2188,7 @@
         </w:tc>
         <w:tc>
           <w:tcPr>
-            <w:tcW w:w="1305" w:type="dxa"/>
+            <w:tcW w:w="1134" w:type="dxa"/>
             <w:tcBorders>
               <w:top w:val="single" w:sz="6" w:space="0" w:color="D9D9DD"/>
               <w:left w:val="single" w:sz="6" w:space="0" w:color="D9D9DD"/>
@@ -2231,7 +2223,7 @@
         </w:tc>
         <w:tc>
           <w:tcPr>
-            <w:tcW w:w="1215" w:type="dxa"/>
+            <w:tcW w:w="1276" w:type="dxa"/>
             <w:tcBorders>
               <w:top w:val="single" w:sz="6" w:space="0" w:color="D9D9DD"/>
               <w:left w:val="single" w:sz="6" w:space="0" w:color="D9D9DD"/>
@@ -2266,52 +2258,36 @@
         </w:tc>
         <w:tc>
           <w:tcPr>
-            <w:tcW w:w="1200" w:type="dxa"/>
-            <w:tcBorders>
-              <w:top w:val="single" w:sz="6" w:space="0" w:color="D9D9DD"/>
-              <w:left w:val="single" w:sz="6" w:space="0" w:color="D9D9DD"/>
-              <w:bottom w:val="single" w:sz="6" w:space="0" w:color="D9D9DD"/>
-              <w:right w:val="single" w:sz="6" w:space="0" w:color="D9D9DD"/>
-            </w:tcBorders>
-            <w:tcMar>
-              <w:top w:w="100" w:type="dxa"/>
-              <w:left w:w="200" w:type="dxa"/>
-              <w:bottom w:w="100" w:type="dxa"/>
-              <w:right w:w="200" w:type="dxa"/>
-            </w:tcMar>
-          </w:tcPr>
-          <w:p>
-            <w:pPr>
-              <w:spacing w:after="300"/>
-              <w:rPr>
-                <w:color w:val="262626"/>
-                <w:sz w:val="16"/>
-                <w:szCs w:val="16"/>
-              </w:rPr>
-            </w:pPr>
-            <w:r>
-              <w:rPr>
-                <w:color w:val="262626"/>
-                <w:sz w:val="16"/>
-                <w:szCs w:val="16"/>
-              </w:rPr>
-              <w:t>Modal (</w:t>
-            </w:r>
-            <w:r>
-              <w:rPr>
-                <w:color w:val="262626"/>
-                <w:sz w:val="16"/>
-                <w:szCs w:val="16"/>
-              </w:rPr>
-              <w:t>carga</w:t>
-            </w:r>
-            <w:r>
-              <w:rPr>
-                <w:color w:val="262626"/>
-                <w:sz w:val="16"/>
-                <w:szCs w:val="16"/>
-              </w:rPr>
-              <w:t>)</w:t>
+            <w:tcW w:w="1417" w:type="dxa"/>
+            <w:tcBorders>
+              <w:top w:val="single" w:sz="6" w:space="0" w:color="D9D9DD"/>
+              <w:left w:val="single" w:sz="6" w:space="0" w:color="D9D9DD"/>
+              <w:bottom w:val="single" w:sz="6" w:space="0" w:color="D9D9DD"/>
+              <w:right w:val="single" w:sz="6" w:space="0" w:color="D9D9DD"/>
+            </w:tcBorders>
+            <w:tcMar>
+              <w:top w:w="100" w:type="dxa"/>
+              <w:left w:w="200" w:type="dxa"/>
+              <w:bottom w:w="100" w:type="dxa"/>
+              <w:right w:w="200" w:type="dxa"/>
+            </w:tcMar>
+          </w:tcPr>
+          <w:p>
+            <w:pPr>
+              <w:spacing w:after="300"/>
+              <w:rPr>
+                <w:color w:val="262626"/>
+                <w:sz w:val="16"/>
+                <w:szCs w:val="16"/>
+              </w:rPr>
+            </w:pPr>
+            <w:r>
+              <w:rPr>
+                <w:color w:val="262626"/>
+                <w:sz w:val="16"/>
+                <w:szCs w:val="16"/>
+              </w:rPr>
+              <w:t>Modal (condición)</w:t>
             </w:r>
           </w:p>
         </w:tc>
@@ -2357,7 +2333,7 @@
         </w:tc>
         <w:tc>
           <w:tcPr>
-            <w:tcW w:w="1530" w:type="dxa"/>
+            <w:tcW w:w="1243" w:type="dxa"/>
             <w:tcBorders>
               <w:top w:val="single" w:sz="6" w:space="0" w:color="D9D9DD"/>
               <w:left w:val="single" w:sz="6" w:space="0" w:color="D9D9DD"/>
@@ -2392,7 +2368,7 @@
         </w:tc>
         <w:tc>
           <w:tcPr>
-            <w:tcW w:w="1440" w:type="dxa"/>
+            <w:tcW w:w="1417" w:type="dxa"/>
             <w:tcBorders>
               <w:top w:val="single" w:sz="6" w:space="0" w:color="D9D9DD"/>
               <w:left w:val="single" w:sz="6" w:space="0" w:color="D9D9DD"/>
@@ -2427,7 +2403,7 @@
         </w:tc>
         <w:tc>
           <w:tcPr>
-            <w:tcW w:w="1440" w:type="dxa"/>
+            <w:tcW w:w="1134" w:type="dxa"/>
             <w:tcBorders>
               <w:top w:val="single" w:sz="6" w:space="0" w:color="D9D9DD"/>
               <w:left w:val="single" w:sz="6" w:space="0" w:color="D9D9DD"/>
@@ -2462,7 +2438,7 @@
         </w:tc>
         <w:tc>
           <w:tcPr>
-            <w:tcW w:w="1680" w:type="dxa"/>
+            <w:tcW w:w="1701" w:type="dxa"/>
             <w:tcBorders>
               <w:top w:val="single" w:sz="6" w:space="0" w:color="D9D9DD"/>
               <w:left w:val="single" w:sz="6" w:space="0" w:color="D9D9DD"/>
@@ -2497,7 +2473,7 @@
         </w:tc>
         <w:tc>
           <w:tcPr>
-            <w:tcW w:w="1305" w:type="dxa"/>
+            <w:tcW w:w="1134" w:type="dxa"/>
             <w:tcBorders>
               <w:top w:val="single" w:sz="6" w:space="0" w:color="D9D9DD"/>
               <w:left w:val="single" w:sz="6" w:space="0" w:color="D9D9DD"/>
@@ -2532,42 +2508,42 @@
         </w:tc>
         <w:tc>
           <w:tcPr>
-            <w:tcW w:w="1215" w:type="dxa"/>
-            <w:tcBorders>
-              <w:top w:val="single" w:sz="6" w:space="0" w:color="D9D9DD"/>
-              <w:left w:val="single" w:sz="6" w:space="0" w:color="D9D9DD"/>
-              <w:bottom w:val="single" w:sz="6" w:space="0" w:color="D9D9DD"/>
-              <w:right w:val="single" w:sz="6" w:space="0" w:color="D9D9DD"/>
-            </w:tcBorders>
-            <w:tcMar>
-              <w:top w:w="100" w:type="dxa"/>
-              <w:left w:w="200" w:type="dxa"/>
-              <w:bottom w:w="100" w:type="dxa"/>
-              <w:right w:w="200" w:type="dxa"/>
-            </w:tcMar>
-          </w:tcPr>
-          <w:p>
-            <w:pPr>
-              <w:spacing w:after="300"/>
-              <w:rPr>
-                <w:color w:val="262626"/>
-                <w:sz w:val="16"/>
-                <w:szCs w:val="16"/>
-              </w:rPr>
-            </w:pPr>
-            <w:r>
-              <w:rPr>
-                <w:color w:val="262626"/>
-                <w:sz w:val="16"/>
-                <w:szCs w:val="16"/>
-              </w:rPr>
-              <w:t>No formal</w:t>
-            </w:r>
-          </w:p>
-        </w:tc>
-        <w:tc>
-          <w:tcPr>
-            <w:tcW w:w="1200" w:type="dxa"/>
+            <w:tcW w:w="1276" w:type="dxa"/>
+            <w:tcBorders>
+              <w:top w:val="single" w:sz="6" w:space="0" w:color="D9D9DD"/>
+              <w:left w:val="single" w:sz="6" w:space="0" w:color="D9D9DD"/>
+              <w:bottom w:val="single" w:sz="6" w:space="0" w:color="D9D9DD"/>
+              <w:right w:val="single" w:sz="6" w:space="0" w:color="D9D9DD"/>
+            </w:tcBorders>
+            <w:tcMar>
+              <w:top w:w="100" w:type="dxa"/>
+              <w:left w:w="200" w:type="dxa"/>
+              <w:bottom w:w="100" w:type="dxa"/>
+              <w:right w:w="200" w:type="dxa"/>
+            </w:tcMar>
+          </w:tcPr>
+          <w:p>
+            <w:pPr>
+              <w:spacing w:after="300"/>
+              <w:rPr>
+                <w:color w:val="262626"/>
+                <w:sz w:val="16"/>
+                <w:szCs w:val="16"/>
+              </w:rPr>
+            </w:pPr>
+            <w:r>
+              <w:rPr>
+                <w:color w:val="262626"/>
+                <w:sz w:val="16"/>
+                <w:szCs w:val="16"/>
+              </w:rPr>
+              <w:t>Formal</w:t>
+            </w:r>
+          </w:p>
+        </w:tc>
+        <w:tc>
+          <w:tcPr>
+            <w:tcW w:w="1417" w:type="dxa"/>
             <w:tcBorders>
               <w:top w:val="single" w:sz="6" w:space="0" w:color="D9D9DD"/>
               <w:left w:val="single" w:sz="6" w:space="0" w:color="D9D9DD"/>
@@ -2642,7 +2618,7 @@
         </w:tc>
         <w:tc>
           <w:tcPr>
-            <w:tcW w:w="1530" w:type="dxa"/>
+            <w:tcW w:w="1243" w:type="dxa"/>
             <w:tcBorders>
               <w:top w:val="single" w:sz="6" w:space="0" w:color="D9D9DD"/>
               <w:left w:val="single" w:sz="6" w:space="0" w:color="D9D9DD"/>
@@ -2677,42 +2653,42 @@
         </w:tc>
         <w:tc>
           <w:tcPr>
-            <w:tcW w:w="1440" w:type="dxa"/>
-            <w:tcBorders>
-              <w:top w:val="single" w:sz="6" w:space="0" w:color="D9D9DD"/>
-              <w:left w:val="single" w:sz="6" w:space="0" w:color="D9D9DD"/>
-              <w:bottom w:val="single" w:sz="6" w:space="0" w:color="D9D9DD"/>
-              <w:right w:val="single" w:sz="6" w:space="0" w:color="D9D9DD"/>
-            </w:tcBorders>
-            <w:tcMar>
-              <w:top w:w="100" w:type="dxa"/>
-              <w:left w:w="200" w:type="dxa"/>
-              <w:bottom w:w="100" w:type="dxa"/>
-              <w:right w:w="200" w:type="dxa"/>
-            </w:tcMar>
-          </w:tcPr>
-          <w:p>
-            <w:pPr>
-              <w:spacing w:after="300"/>
-              <w:rPr>
-                <w:color w:val="262626"/>
-                <w:sz w:val="16"/>
-                <w:szCs w:val="16"/>
-              </w:rPr>
-            </w:pPr>
-            <w:r>
-              <w:rPr>
-                <w:color w:val="262626"/>
-                <w:sz w:val="16"/>
-                <w:szCs w:val="16"/>
-              </w:rPr>
-              <w:t>Entre vivos</w:t>
-            </w:r>
-          </w:p>
-        </w:tc>
-        <w:tc>
-          <w:tcPr>
-            <w:tcW w:w="1440" w:type="dxa"/>
+            <w:tcW w:w="1417" w:type="dxa"/>
+            <w:tcBorders>
+              <w:top w:val="single" w:sz="6" w:space="0" w:color="D9D9DD"/>
+              <w:left w:val="single" w:sz="6" w:space="0" w:color="D9D9DD"/>
+              <w:bottom w:val="single" w:sz="6" w:space="0" w:color="D9D9DD"/>
+              <w:right w:val="single" w:sz="6" w:space="0" w:color="D9D9DD"/>
+            </w:tcBorders>
+            <w:tcMar>
+              <w:top w:w="100" w:type="dxa"/>
+              <w:left w:w="200" w:type="dxa"/>
+              <w:bottom w:w="100" w:type="dxa"/>
+              <w:right w:w="200" w:type="dxa"/>
+            </w:tcMar>
+          </w:tcPr>
+          <w:p>
+            <w:pPr>
+              <w:spacing w:after="300"/>
+              <w:rPr>
+                <w:color w:val="262626"/>
+                <w:sz w:val="16"/>
+                <w:szCs w:val="16"/>
+              </w:rPr>
+            </w:pPr>
+            <w:r>
+              <w:rPr>
+                <w:color w:val="262626"/>
+                <w:sz w:val="16"/>
+                <w:szCs w:val="16"/>
+              </w:rPr>
+              <w:t>Ultima voluntad</w:t>
+            </w:r>
+          </w:p>
+        </w:tc>
+        <w:tc>
+          <w:tcPr>
+            <w:tcW w:w="1134" w:type="dxa"/>
             <w:tcBorders>
               <w:top w:val="single" w:sz="6" w:space="0" w:color="D9D9DD"/>
               <w:left w:val="single" w:sz="6" w:space="0" w:color="D9D9DD"/>
@@ -2747,7 +2723,7 @@
         </w:tc>
         <w:tc>
           <w:tcPr>
-            <w:tcW w:w="1680" w:type="dxa"/>
+            <w:tcW w:w="1701" w:type="dxa"/>
             <w:tcBorders>
               <w:top w:val="single" w:sz="6" w:space="0" w:color="D9D9DD"/>
               <w:left w:val="single" w:sz="6" w:space="0" w:color="D9D9DD"/>
@@ -2782,7 +2758,7 @@
         </w:tc>
         <w:tc>
           <w:tcPr>
-            <w:tcW w:w="1305" w:type="dxa"/>
+            <w:tcW w:w="1134" w:type="dxa"/>
             <w:tcBorders>
               <w:top w:val="single" w:sz="6" w:space="0" w:color="D9D9DD"/>
               <w:left w:val="single" w:sz="6" w:space="0" w:color="D9D9DD"/>
@@ -2817,42 +2793,42 @@
         </w:tc>
         <w:tc>
           <w:tcPr>
-            <w:tcW w:w="1215" w:type="dxa"/>
-            <w:tcBorders>
-              <w:top w:val="single" w:sz="6" w:space="0" w:color="D9D9DD"/>
-              <w:left w:val="single" w:sz="6" w:space="0" w:color="D9D9DD"/>
-              <w:bottom w:val="single" w:sz="6" w:space="0" w:color="D9D9DD"/>
-              <w:right w:val="single" w:sz="6" w:space="0" w:color="D9D9DD"/>
-            </w:tcBorders>
-            <w:tcMar>
-              <w:top w:w="100" w:type="dxa"/>
-              <w:left w:w="200" w:type="dxa"/>
-              <w:bottom w:w="100" w:type="dxa"/>
-              <w:right w:w="200" w:type="dxa"/>
-            </w:tcMar>
-          </w:tcPr>
-          <w:p>
-            <w:pPr>
-              <w:spacing w:after="300"/>
-              <w:rPr>
-                <w:color w:val="262626"/>
-                <w:sz w:val="16"/>
-                <w:szCs w:val="16"/>
-              </w:rPr>
-            </w:pPr>
-            <w:r>
-              <w:rPr>
-                <w:color w:val="262626"/>
-                <w:sz w:val="16"/>
-                <w:szCs w:val="16"/>
-              </w:rPr>
-              <w:t>No formal</w:t>
-            </w:r>
-          </w:p>
-        </w:tc>
-        <w:tc>
-          <w:tcPr>
-            <w:tcW w:w="1200" w:type="dxa"/>
+            <w:tcW w:w="1276" w:type="dxa"/>
+            <w:tcBorders>
+              <w:top w:val="single" w:sz="6" w:space="0" w:color="D9D9DD"/>
+              <w:left w:val="single" w:sz="6" w:space="0" w:color="D9D9DD"/>
+              <w:bottom w:val="single" w:sz="6" w:space="0" w:color="D9D9DD"/>
+              <w:right w:val="single" w:sz="6" w:space="0" w:color="D9D9DD"/>
+            </w:tcBorders>
+            <w:tcMar>
+              <w:top w:w="100" w:type="dxa"/>
+              <w:left w:w="200" w:type="dxa"/>
+              <w:bottom w:w="100" w:type="dxa"/>
+              <w:right w:w="200" w:type="dxa"/>
+            </w:tcMar>
+          </w:tcPr>
+          <w:p>
+            <w:pPr>
+              <w:spacing w:after="300"/>
+              <w:rPr>
+                <w:color w:val="262626"/>
+                <w:sz w:val="16"/>
+                <w:szCs w:val="16"/>
+              </w:rPr>
+            </w:pPr>
+            <w:r>
+              <w:rPr>
+                <w:color w:val="262626"/>
+                <w:sz w:val="16"/>
+                <w:szCs w:val="16"/>
+              </w:rPr>
+              <w:t>Formal</w:t>
+            </w:r>
+          </w:p>
+        </w:tc>
+        <w:tc>
+          <w:tcPr>
+            <w:tcW w:w="1417" w:type="dxa"/>
             <w:tcBorders>
               <w:top w:val="single" w:sz="6" w:space="0" w:color="D9D9DD"/>
               <w:left w:val="single" w:sz="6" w:space="0" w:color="D9D9DD"/>
@@ -2927,7 +2903,7 @@
         </w:tc>
         <w:tc>
           <w:tcPr>
-            <w:tcW w:w="1530" w:type="dxa"/>
+            <w:tcW w:w="1243" w:type="dxa"/>
             <w:tcBorders>
               <w:top w:val="single" w:sz="6" w:space="0" w:color="D9D9DD"/>
               <w:left w:val="single" w:sz="6" w:space="0" w:color="D9D9DD"/>
@@ -2962,7 +2938,7 @@
         </w:tc>
         <w:tc>
           <w:tcPr>
-            <w:tcW w:w="1440" w:type="dxa"/>
+            <w:tcW w:w="1417" w:type="dxa"/>
             <w:tcBorders>
               <w:top w:val="single" w:sz="6" w:space="0" w:color="D9D9DD"/>
               <w:left w:val="single" w:sz="6" w:space="0" w:color="D9D9DD"/>
@@ -2997,7 +2973,7 @@
         </w:tc>
         <w:tc>
           <w:tcPr>
-            <w:tcW w:w="1440" w:type="dxa"/>
+            <w:tcW w:w="1134" w:type="dxa"/>
             <w:tcBorders>
               <w:top w:val="single" w:sz="6" w:space="0" w:color="D9D9DD"/>
               <w:left w:val="single" w:sz="6" w:space="0" w:color="D9D9DD"/>
@@ -3032,7 +3008,7 @@
         </w:tc>
         <w:tc>
           <w:tcPr>
-            <w:tcW w:w="1680" w:type="dxa"/>
+            <w:tcW w:w="1701" w:type="dxa"/>
             <w:tcBorders>
               <w:top w:val="single" w:sz="6" w:space="0" w:color="D9D9DD"/>
               <w:left w:val="single" w:sz="6" w:space="0" w:color="D9D9DD"/>
@@ -3067,7 +3043,7 @@
         </w:tc>
         <w:tc>
           <w:tcPr>
-            <w:tcW w:w="1305" w:type="dxa"/>
+            <w:tcW w:w="1134" w:type="dxa"/>
             <w:tcBorders>
               <w:top w:val="single" w:sz="6" w:space="0" w:color="D9D9DD"/>
               <w:left w:val="single" w:sz="6" w:space="0" w:color="D9D9DD"/>
@@ -3102,7 +3078,7 @@
         </w:tc>
         <w:tc>
           <w:tcPr>
-            <w:tcW w:w="1215" w:type="dxa"/>
+            <w:tcW w:w="1276" w:type="dxa"/>
             <w:tcBorders>
               <w:top w:val="single" w:sz="6" w:space="0" w:color="D9D9DD"/>
               <w:left w:val="single" w:sz="6" w:space="0" w:color="D9D9DD"/>
@@ -3137,7 +3113,7 @@
         </w:tc>
         <w:tc>
           <w:tcPr>
-            <w:tcW w:w="1200" w:type="dxa"/>
+            <w:tcW w:w="1417" w:type="dxa"/>
             <w:tcBorders>
               <w:top w:val="single" w:sz="6" w:space="0" w:color="D9D9DD"/>
               <w:left w:val="single" w:sz="6" w:space="0" w:color="D9D9DD"/>
@@ -3206,14 +3182,13 @@
                 <w:sz w:val="16"/>
                 <w:szCs w:val="16"/>
               </w:rPr>
-              <w:lastRenderedPageBreak/>
               <w:t>8. Renuncia de poder</w:t>
             </w:r>
           </w:p>
         </w:tc>
         <w:tc>
           <w:tcPr>
-            <w:tcW w:w="1530" w:type="dxa"/>
+            <w:tcW w:w="1243" w:type="dxa"/>
             <w:tcBorders>
               <w:top w:val="single" w:sz="6" w:space="0" w:color="D9D9DD"/>
               <w:left w:val="single" w:sz="6" w:space="0" w:color="D9D9DD"/>
@@ -3248,7 +3223,7 @@
         </w:tc>
         <w:tc>
           <w:tcPr>
-            <w:tcW w:w="1440" w:type="dxa"/>
+            <w:tcW w:w="1417" w:type="dxa"/>
             <w:tcBorders>
               <w:top w:val="single" w:sz="6" w:space="0" w:color="D9D9DD"/>
               <w:left w:val="single" w:sz="6" w:space="0" w:color="D9D9DD"/>
@@ -3283,7 +3258,7 @@
         </w:tc>
         <w:tc>
           <w:tcPr>
-            <w:tcW w:w="1440" w:type="dxa"/>
+            <w:tcW w:w="1134" w:type="dxa"/>
             <w:tcBorders>
               <w:top w:val="single" w:sz="6" w:space="0" w:color="D9D9DD"/>
               <w:left w:val="single" w:sz="6" w:space="0" w:color="D9D9DD"/>
@@ -3318,42 +3293,42 @@
         </w:tc>
         <w:tc>
           <w:tcPr>
-            <w:tcW w:w="1680" w:type="dxa"/>
-            <w:tcBorders>
-              <w:top w:val="single" w:sz="6" w:space="0" w:color="D9D9DD"/>
-              <w:left w:val="single" w:sz="6" w:space="0" w:color="D9D9DD"/>
-              <w:bottom w:val="single" w:sz="6" w:space="0" w:color="D9D9DD"/>
-              <w:right w:val="single" w:sz="6" w:space="0" w:color="D9D9DD"/>
-            </w:tcBorders>
-            <w:tcMar>
-              <w:top w:w="100" w:type="dxa"/>
-              <w:left w:w="200" w:type="dxa"/>
-              <w:bottom w:w="100" w:type="dxa"/>
-              <w:right w:w="200" w:type="dxa"/>
-            </w:tcMar>
-          </w:tcPr>
-          <w:p>
-            <w:pPr>
-              <w:spacing w:after="300"/>
-              <w:rPr>
-                <w:color w:val="262626"/>
-                <w:sz w:val="16"/>
-                <w:szCs w:val="16"/>
-              </w:rPr>
-            </w:pPr>
-            <w:r>
-              <w:rPr>
-                <w:color w:val="262626"/>
-                <w:sz w:val="16"/>
-                <w:szCs w:val="16"/>
-              </w:rPr>
-              <w:t>Patrimonial</w:t>
-            </w:r>
-          </w:p>
-        </w:tc>
-        <w:tc>
-          <w:tcPr>
-            <w:tcW w:w="1305" w:type="dxa"/>
+            <w:tcW w:w="1701" w:type="dxa"/>
+            <w:tcBorders>
+              <w:top w:val="single" w:sz="6" w:space="0" w:color="D9D9DD"/>
+              <w:left w:val="single" w:sz="6" w:space="0" w:color="D9D9DD"/>
+              <w:bottom w:val="single" w:sz="6" w:space="0" w:color="D9D9DD"/>
+              <w:right w:val="single" w:sz="6" w:space="0" w:color="D9D9DD"/>
+            </w:tcBorders>
+            <w:tcMar>
+              <w:top w:w="100" w:type="dxa"/>
+              <w:left w:w="200" w:type="dxa"/>
+              <w:bottom w:w="100" w:type="dxa"/>
+              <w:right w:w="200" w:type="dxa"/>
+            </w:tcMar>
+          </w:tcPr>
+          <w:p>
+            <w:pPr>
+              <w:spacing w:after="300"/>
+              <w:rPr>
+                <w:color w:val="262626"/>
+                <w:sz w:val="16"/>
+                <w:szCs w:val="16"/>
+              </w:rPr>
+            </w:pPr>
+            <w:r>
+              <w:rPr>
+                <w:color w:val="262626"/>
+                <w:sz w:val="16"/>
+                <w:szCs w:val="16"/>
+              </w:rPr>
+              <w:t>Extrapatrimonial</w:t>
+            </w:r>
+          </w:p>
+        </w:tc>
+        <w:tc>
+          <w:tcPr>
+            <w:tcW w:w="1134" w:type="dxa"/>
             <w:tcBorders>
               <w:top w:val="single" w:sz="6" w:space="0" w:color="D9D9DD"/>
               <w:left w:val="single" w:sz="6" w:space="0" w:color="D9D9DD"/>
@@ -3388,42 +3363,42 @@
         </w:tc>
         <w:tc>
           <w:tcPr>
-            <w:tcW w:w="1215" w:type="dxa"/>
-            <w:tcBorders>
-              <w:top w:val="single" w:sz="6" w:space="0" w:color="D9D9DD"/>
-              <w:left w:val="single" w:sz="6" w:space="0" w:color="D9D9DD"/>
-              <w:bottom w:val="single" w:sz="6" w:space="0" w:color="D9D9DD"/>
-              <w:right w:val="single" w:sz="6" w:space="0" w:color="D9D9DD"/>
-            </w:tcBorders>
-            <w:tcMar>
-              <w:top w:w="100" w:type="dxa"/>
-              <w:left w:w="200" w:type="dxa"/>
-              <w:bottom w:w="100" w:type="dxa"/>
-              <w:right w:w="200" w:type="dxa"/>
-            </w:tcMar>
-          </w:tcPr>
-          <w:p>
-            <w:pPr>
-              <w:spacing w:after="300"/>
-              <w:rPr>
-                <w:color w:val="262626"/>
-                <w:sz w:val="16"/>
-                <w:szCs w:val="16"/>
-              </w:rPr>
-            </w:pPr>
-            <w:r>
-              <w:rPr>
-                <w:color w:val="262626"/>
-                <w:sz w:val="16"/>
-                <w:szCs w:val="16"/>
-              </w:rPr>
-              <w:t>No formal</w:t>
-            </w:r>
-          </w:p>
-        </w:tc>
-        <w:tc>
-          <w:tcPr>
-            <w:tcW w:w="1200" w:type="dxa"/>
+            <w:tcW w:w="1276" w:type="dxa"/>
+            <w:tcBorders>
+              <w:top w:val="single" w:sz="6" w:space="0" w:color="D9D9DD"/>
+              <w:left w:val="single" w:sz="6" w:space="0" w:color="D9D9DD"/>
+              <w:bottom w:val="single" w:sz="6" w:space="0" w:color="D9D9DD"/>
+              <w:right w:val="single" w:sz="6" w:space="0" w:color="D9D9DD"/>
+            </w:tcBorders>
+            <w:tcMar>
+              <w:top w:w="100" w:type="dxa"/>
+              <w:left w:w="200" w:type="dxa"/>
+              <w:bottom w:w="100" w:type="dxa"/>
+              <w:right w:w="200" w:type="dxa"/>
+            </w:tcMar>
+          </w:tcPr>
+          <w:p>
+            <w:pPr>
+              <w:spacing w:after="300"/>
+              <w:rPr>
+                <w:color w:val="262626"/>
+                <w:sz w:val="16"/>
+                <w:szCs w:val="16"/>
+              </w:rPr>
+            </w:pPr>
+            <w:r>
+              <w:rPr>
+                <w:color w:val="262626"/>
+                <w:sz w:val="16"/>
+                <w:szCs w:val="16"/>
+              </w:rPr>
+              <w:t>Formal</w:t>
+            </w:r>
+          </w:p>
+        </w:tc>
+        <w:tc>
+          <w:tcPr>
+            <w:tcW w:w="1417" w:type="dxa"/>
             <w:tcBorders>
               <w:top w:val="single" w:sz="6" w:space="0" w:color="D9D9DD"/>
               <w:left w:val="single" w:sz="6" w:space="0" w:color="D9D9DD"/>
@@ -3492,13 +3467,14 @@
                 <w:sz w:val="16"/>
                 <w:szCs w:val="16"/>
               </w:rPr>
+              <w:lastRenderedPageBreak/>
               <w:t>9. Pacto de no competencia</w:t>
             </w:r>
           </w:p>
         </w:tc>
         <w:tc>
           <w:tcPr>
-            <w:tcW w:w="1530" w:type="dxa"/>
+            <w:tcW w:w="1243" w:type="dxa"/>
             <w:tcBorders>
               <w:top w:val="single" w:sz="6" w:space="0" w:color="D9D9DD"/>
               <w:left w:val="single" w:sz="6" w:space="0" w:color="D9D9DD"/>
@@ -3533,7 +3509,7 @@
         </w:tc>
         <w:tc>
           <w:tcPr>
-            <w:tcW w:w="1440" w:type="dxa"/>
+            <w:tcW w:w="1417" w:type="dxa"/>
             <w:tcBorders>
               <w:top w:val="single" w:sz="6" w:space="0" w:color="D9D9DD"/>
               <w:left w:val="single" w:sz="6" w:space="0" w:color="D9D9DD"/>
@@ -3568,42 +3544,42 @@
         </w:tc>
         <w:tc>
           <w:tcPr>
-            <w:tcW w:w="1440" w:type="dxa"/>
-            <w:tcBorders>
-              <w:top w:val="single" w:sz="6" w:space="0" w:color="D9D9DD"/>
-              <w:left w:val="single" w:sz="6" w:space="0" w:color="D9D9DD"/>
-              <w:bottom w:val="single" w:sz="6" w:space="0" w:color="D9D9DD"/>
-              <w:right w:val="single" w:sz="6" w:space="0" w:color="D9D9DD"/>
-            </w:tcBorders>
-            <w:tcMar>
-              <w:top w:w="100" w:type="dxa"/>
-              <w:left w:w="200" w:type="dxa"/>
-              <w:bottom w:w="100" w:type="dxa"/>
-              <w:right w:w="200" w:type="dxa"/>
-            </w:tcMar>
-          </w:tcPr>
-          <w:p>
-            <w:pPr>
-              <w:spacing w:after="300"/>
-              <w:rPr>
-                <w:color w:val="262626"/>
-                <w:sz w:val="16"/>
-                <w:szCs w:val="16"/>
-              </w:rPr>
-            </w:pPr>
-            <w:r>
-              <w:rPr>
-                <w:color w:val="262626"/>
-                <w:sz w:val="16"/>
-                <w:szCs w:val="16"/>
-              </w:rPr>
-              <w:t>Positivo</w:t>
-            </w:r>
-          </w:p>
-        </w:tc>
-        <w:tc>
-          <w:tcPr>
-            <w:tcW w:w="1680" w:type="dxa"/>
+            <w:tcW w:w="1134" w:type="dxa"/>
+            <w:tcBorders>
+              <w:top w:val="single" w:sz="6" w:space="0" w:color="D9D9DD"/>
+              <w:left w:val="single" w:sz="6" w:space="0" w:color="D9D9DD"/>
+              <w:bottom w:val="single" w:sz="6" w:space="0" w:color="D9D9DD"/>
+              <w:right w:val="single" w:sz="6" w:space="0" w:color="D9D9DD"/>
+            </w:tcBorders>
+            <w:tcMar>
+              <w:top w:w="100" w:type="dxa"/>
+              <w:left w:w="200" w:type="dxa"/>
+              <w:bottom w:w="100" w:type="dxa"/>
+              <w:right w:w="200" w:type="dxa"/>
+            </w:tcMar>
+          </w:tcPr>
+          <w:p>
+            <w:pPr>
+              <w:spacing w:after="300"/>
+              <w:rPr>
+                <w:color w:val="262626"/>
+                <w:sz w:val="16"/>
+                <w:szCs w:val="16"/>
+              </w:rPr>
+            </w:pPr>
+            <w:r>
+              <w:rPr>
+                <w:color w:val="262626"/>
+                <w:sz w:val="16"/>
+                <w:szCs w:val="16"/>
+              </w:rPr>
+              <w:t>Negativo</w:t>
+            </w:r>
+          </w:p>
+        </w:tc>
+        <w:tc>
+          <w:tcPr>
+            <w:tcW w:w="1701" w:type="dxa"/>
             <w:tcBorders>
               <w:top w:val="single" w:sz="6" w:space="0" w:color="D9D9DD"/>
               <w:left w:val="single" w:sz="6" w:space="0" w:color="D9D9DD"/>
@@ -3638,7 +3614,7 @@
         </w:tc>
         <w:tc>
           <w:tcPr>
-            <w:tcW w:w="1305" w:type="dxa"/>
+            <w:tcW w:w="1134" w:type="dxa"/>
             <w:tcBorders>
               <w:top w:val="single" w:sz="6" w:space="0" w:color="D9D9DD"/>
               <w:left w:val="single" w:sz="6" w:space="0" w:color="D9D9DD"/>
@@ -3673,71 +3649,71 @@
         </w:tc>
         <w:tc>
           <w:tcPr>
-            <w:tcW w:w="1215" w:type="dxa"/>
-            <w:tcBorders>
-              <w:top w:val="single" w:sz="6" w:space="0" w:color="D9D9DD"/>
-              <w:left w:val="single" w:sz="6" w:space="0" w:color="D9D9DD"/>
-              <w:bottom w:val="single" w:sz="6" w:space="0" w:color="D9D9DD"/>
-              <w:right w:val="single" w:sz="6" w:space="0" w:color="D9D9DD"/>
-            </w:tcBorders>
-            <w:tcMar>
-              <w:top w:w="100" w:type="dxa"/>
-              <w:left w:w="200" w:type="dxa"/>
-              <w:bottom w:w="100" w:type="dxa"/>
-              <w:right w:w="200" w:type="dxa"/>
-            </w:tcMar>
-          </w:tcPr>
-          <w:p>
-            <w:pPr>
-              <w:spacing w:after="300"/>
-              <w:rPr>
-                <w:color w:val="262626"/>
-                <w:sz w:val="16"/>
-                <w:szCs w:val="16"/>
-              </w:rPr>
-            </w:pPr>
-            <w:r>
-              <w:rPr>
-                <w:color w:val="262626"/>
-                <w:sz w:val="16"/>
-                <w:szCs w:val="16"/>
-              </w:rPr>
-              <w:t>No formal</w:t>
-            </w:r>
-          </w:p>
-        </w:tc>
-        <w:tc>
-          <w:tcPr>
-            <w:tcW w:w="1200" w:type="dxa"/>
-            <w:tcBorders>
-              <w:top w:val="single" w:sz="6" w:space="0" w:color="D9D9DD"/>
-              <w:left w:val="single" w:sz="6" w:space="0" w:color="D9D9DD"/>
-              <w:bottom w:val="single" w:sz="6" w:space="0" w:color="D9D9DD"/>
-              <w:right w:val="single" w:sz="6" w:space="0" w:color="D9D9DD"/>
-            </w:tcBorders>
-            <w:tcMar>
-              <w:top w:w="100" w:type="dxa"/>
-              <w:left w:w="200" w:type="dxa"/>
-              <w:bottom w:w="100" w:type="dxa"/>
-              <w:right w:w="200" w:type="dxa"/>
-            </w:tcMar>
-          </w:tcPr>
-          <w:p>
-            <w:pPr>
-              <w:spacing w:after="300"/>
-              <w:rPr>
-                <w:color w:val="262626"/>
-                <w:sz w:val="16"/>
-                <w:szCs w:val="16"/>
-              </w:rPr>
-            </w:pPr>
-            <w:r>
-              <w:rPr>
-                <w:color w:val="262626"/>
-                <w:sz w:val="16"/>
-                <w:szCs w:val="16"/>
-              </w:rPr>
-              <w:t>Puro y simple</w:t>
+            <w:tcW w:w="1276" w:type="dxa"/>
+            <w:tcBorders>
+              <w:top w:val="single" w:sz="6" w:space="0" w:color="D9D9DD"/>
+              <w:left w:val="single" w:sz="6" w:space="0" w:color="D9D9DD"/>
+              <w:bottom w:val="single" w:sz="6" w:space="0" w:color="D9D9DD"/>
+              <w:right w:val="single" w:sz="6" w:space="0" w:color="D9D9DD"/>
+            </w:tcBorders>
+            <w:tcMar>
+              <w:top w:w="100" w:type="dxa"/>
+              <w:left w:w="200" w:type="dxa"/>
+              <w:bottom w:w="100" w:type="dxa"/>
+              <w:right w:w="200" w:type="dxa"/>
+            </w:tcMar>
+          </w:tcPr>
+          <w:p>
+            <w:pPr>
+              <w:spacing w:after="300"/>
+              <w:rPr>
+                <w:color w:val="262626"/>
+                <w:sz w:val="16"/>
+                <w:szCs w:val="16"/>
+              </w:rPr>
+            </w:pPr>
+            <w:r>
+              <w:rPr>
+                <w:color w:val="262626"/>
+                <w:sz w:val="16"/>
+                <w:szCs w:val="16"/>
+              </w:rPr>
+              <w:t>Formal</w:t>
+            </w:r>
+          </w:p>
+        </w:tc>
+        <w:tc>
+          <w:tcPr>
+            <w:tcW w:w="1417" w:type="dxa"/>
+            <w:tcBorders>
+              <w:top w:val="single" w:sz="6" w:space="0" w:color="D9D9DD"/>
+              <w:left w:val="single" w:sz="6" w:space="0" w:color="D9D9DD"/>
+              <w:bottom w:val="single" w:sz="6" w:space="0" w:color="D9D9DD"/>
+              <w:right w:val="single" w:sz="6" w:space="0" w:color="D9D9DD"/>
+            </w:tcBorders>
+            <w:tcMar>
+              <w:top w:w="100" w:type="dxa"/>
+              <w:left w:w="200" w:type="dxa"/>
+              <w:bottom w:w="100" w:type="dxa"/>
+              <w:right w:w="200" w:type="dxa"/>
+            </w:tcMar>
+          </w:tcPr>
+          <w:p>
+            <w:pPr>
+              <w:spacing w:after="300"/>
+              <w:rPr>
+                <w:color w:val="262626"/>
+                <w:sz w:val="16"/>
+                <w:szCs w:val="16"/>
+              </w:rPr>
+            </w:pPr>
+            <w:r>
+              <w:rPr>
+                <w:color w:val="262626"/>
+                <w:sz w:val="16"/>
+                <w:szCs w:val="16"/>
+              </w:rPr>
+              <w:t>Modal</w:t>
             </w:r>
           </w:p>
         </w:tc>
@@ -3783,7 +3759,7 @@
         </w:tc>
         <w:tc>
           <w:tcPr>
-            <w:tcW w:w="1530" w:type="dxa"/>
+            <w:tcW w:w="1243" w:type="dxa"/>
             <w:tcBorders>
               <w:top w:val="single" w:sz="6" w:space="0" w:color="D9D9DD"/>
               <w:left w:val="single" w:sz="6" w:space="0" w:color="D9D9DD"/>
@@ -3818,7 +3794,7 @@
         </w:tc>
         <w:tc>
           <w:tcPr>
-            <w:tcW w:w="1440" w:type="dxa"/>
+            <w:tcW w:w="1417" w:type="dxa"/>
             <w:tcBorders>
               <w:top w:val="single" w:sz="6" w:space="0" w:color="D9D9DD"/>
               <w:left w:val="single" w:sz="6" w:space="0" w:color="D9D9DD"/>
@@ -3853,7 +3829,7 @@
         </w:tc>
         <w:tc>
           <w:tcPr>
-            <w:tcW w:w="1440" w:type="dxa"/>
+            <w:tcW w:w="1134" w:type="dxa"/>
             <w:tcBorders>
               <w:top w:val="single" w:sz="6" w:space="0" w:color="D9D9DD"/>
               <w:left w:val="single" w:sz="6" w:space="0" w:color="D9D9DD"/>
@@ -3888,7 +3864,7 @@
         </w:tc>
         <w:tc>
           <w:tcPr>
-            <w:tcW w:w="1680" w:type="dxa"/>
+            <w:tcW w:w="1701" w:type="dxa"/>
             <w:tcBorders>
               <w:top w:val="single" w:sz="6" w:space="0" w:color="D9D9DD"/>
               <w:left w:val="single" w:sz="6" w:space="0" w:color="D9D9DD"/>
@@ -3923,7 +3899,7 @@
         </w:tc>
         <w:tc>
           <w:tcPr>
-            <w:tcW w:w="1305" w:type="dxa"/>
+            <w:tcW w:w="1134" w:type="dxa"/>
             <w:tcBorders>
               <w:top w:val="single" w:sz="6" w:space="0" w:color="D9D9DD"/>
               <w:left w:val="single" w:sz="6" w:space="0" w:color="D9D9DD"/>
@@ -3958,7 +3934,7 @@
         </w:tc>
         <w:tc>
           <w:tcPr>
-            <w:tcW w:w="1215" w:type="dxa"/>
+            <w:tcW w:w="1276" w:type="dxa"/>
             <w:tcBorders>
               <w:top w:val="single" w:sz="6" w:space="0" w:color="D9D9DD"/>
               <w:left w:val="single" w:sz="6" w:space="0" w:color="D9D9DD"/>
@@ -3993,7 +3969,7 @@
         </w:tc>
         <w:tc>
           <w:tcPr>
-            <w:tcW w:w="1200" w:type="dxa"/>
+            <w:tcW w:w="1417" w:type="dxa"/>
             <w:tcBorders>
               <w:top w:val="single" w:sz="6" w:space="0" w:color="D9D9DD"/>
               <w:left w:val="single" w:sz="6" w:space="0" w:color="D9D9DD"/>
@@ -4068,7 +4044,7 @@
         </w:tc>
         <w:tc>
           <w:tcPr>
-            <w:tcW w:w="1530" w:type="dxa"/>
+            <w:tcW w:w="1243" w:type="dxa"/>
             <w:tcBorders>
               <w:top w:val="single" w:sz="6" w:space="0" w:color="D9D9DD"/>
               <w:left w:val="single" w:sz="6" w:space="0" w:color="D9D9DD"/>
@@ -4103,7 +4079,7 @@
         </w:tc>
         <w:tc>
           <w:tcPr>
-            <w:tcW w:w="1440" w:type="dxa"/>
+            <w:tcW w:w="1417" w:type="dxa"/>
             <w:tcBorders>
               <w:top w:val="single" w:sz="6" w:space="0" w:color="D9D9DD"/>
               <w:left w:val="single" w:sz="6" w:space="0" w:color="D9D9DD"/>
@@ -4138,7 +4114,7 @@
         </w:tc>
         <w:tc>
           <w:tcPr>
-            <w:tcW w:w="1440" w:type="dxa"/>
+            <w:tcW w:w="1134" w:type="dxa"/>
             <w:tcBorders>
               <w:top w:val="single" w:sz="6" w:space="0" w:color="D9D9DD"/>
               <w:left w:val="single" w:sz="6" w:space="0" w:color="D9D9DD"/>
@@ -4173,7 +4149,7 @@
         </w:tc>
         <w:tc>
           <w:tcPr>
-            <w:tcW w:w="1680" w:type="dxa"/>
+            <w:tcW w:w="1701" w:type="dxa"/>
             <w:tcBorders>
               <w:top w:val="single" w:sz="6" w:space="0" w:color="D9D9DD"/>
               <w:left w:val="single" w:sz="6" w:space="0" w:color="D9D9DD"/>
@@ -4204,19 +4180,11 @@
               </w:rPr>
               <w:t>Extrapatrimonial</w:t>
             </w:r>
-            <w:r>
-              <w:rPr>
-                <w:color w:val="262626"/>
-                <w:sz w:val="16"/>
-                <w:szCs w:val="16"/>
-              </w:rPr>
-              <w:t xml:space="preserve"> / Patrimonial</w:t>
-            </w:r>
-          </w:p>
-        </w:tc>
-        <w:tc>
-          <w:tcPr>
-            <w:tcW w:w="1305" w:type="dxa"/>
+          </w:p>
+        </w:tc>
+        <w:tc>
+          <w:tcPr>
+            <w:tcW w:w="1134" w:type="dxa"/>
             <w:tcBorders>
               <w:top w:val="single" w:sz="6" w:space="0" w:color="D9D9DD"/>
               <w:left w:val="single" w:sz="6" w:space="0" w:color="D9D9DD"/>
@@ -4251,7 +4219,7 @@
         </w:tc>
         <w:tc>
           <w:tcPr>
-            <w:tcW w:w="1215" w:type="dxa"/>
+            <w:tcW w:w="1276" w:type="dxa"/>
             <w:tcBorders>
               <w:top w:val="single" w:sz="6" w:space="0" w:color="D9D9DD"/>
               <w:left w:val="single" w:sz="6" w:space="0" w:color="D9D9DD"/>
@@ -4286,7 +4254,7 @@
         </w:tc>
         <w:tc>
           <w:tcPr>
-            <w:tcW w:w="1200" w:type="dxa"/>
+            <w:tcW w:w="1417" w:type="dxa"/>
             <w:tcBorders>
               <w:top w:val="single" w:sz="6" w:space="0" w:color="D9D9DD"/>
               <w:left w:val="single" w:sz="6" w:space="0" w:color="D9D9DD"/>
@@ -4361,7 +4329,7 @@
         </w:tc>
         <w:tc>
           <w:tcPr>
-            <w:tcW w:w="1530" w:type="dxa"/>
+            <w:tcW w:w="1243" w:type="dxa"/>
             <w:tcBorders>
               <w:top w:val="single" w:sz="6" w:space="0" w:color="D9D9DD"/>
               <w:left w:val="single" w:sz="6" w:space="0" w:color="D9D9DD"/>
@@ -4396,7 +4364,7 @@
         </w:tc>
         <w:tc>
           <w:tcPr>
-            <w:tcW w:w="1440" w:type="dxa"/>
+            <w:tcW w:w="1417" w:type="dxa"/>
             <w:tcBorders>
               <w:top w:val="single" w:sz="6" w:space="0" w:color="D9D9DD"/>
               <w:left w:val="single" w:sz="6" w:space="0" w:color="D9D9DD"/>
@@ -4431,7 +4399,7 @@
         </w:tc>
         <w:tc>
           <w:tcPr>
-            <w:tcW w:w="1440" w:type="dxa"/>
+            <w:tcW w:w="1134" w:type="dxa"/>
             <w:tcBorders>
               <w:top w:val="single" w:sz="6" w:space="0" w:color="D9D9DD"/>
               <w:left w:val="single" w:sz="6" w:space="0" w:color="D9D9DD"/>
@@ -4466,7 +4434,7 @@
         </w:tc>
         <w:tc>
           <w:tcPr>
-            <w:tcW w:w="1680" w:type="dxa"/>
+            <w:tcW w:w="1701" w:type="dxa"/>
             <w:tcBorders>
               <w:top w:val="single" w:sz="6" w:space="0" w:color="D9D9DD"/>
               <w:left w:val="single" w:sz="6" w:space="0" w:color="D9D9DD"/>
@@ -4501,7 +4469,7 @@
         </w:tc>
         <w:tc>
           <w:tcPr>
-            <w:tcW w:w="1305" w:type="dxa"/>
+            <w:tcW w:w="1134" w:type="dxa"/>
             <w:tcBorders>
               <w:top w:val="single" w:sz="6" w:space="0" w:color="D9D9DD"/>
               <w:left w:val="single" w:sz="6" w:space="0" w:color="D9D9DD"/>
@@ -4536,42 +4504,42 @@
         </w:tc>
         <w:tc>
           <w:tcPr>
-            <w:tcW w:w="1215" w:type="dxa"/>
-            <w:tcBorders>
-              <w:top w:val="single" w:sz="6" w:space="0" w:color="D9D9DD"/>
-              <w:left w:val="single" w:sz="6" w:space="0" w:color="D9D9DD"/>
-              <w:bottom w:val="single" w:sz="6" w:space="0" w:color="D9D9DD"/>
-              <w:right w:val="single" w:sz="6" w:space="0" w:color="D9D9DD"/>
-            </w:tcBorders>
-            <w:tcMar>
-              <w:top w:w="100" w:type="dxa"/>
-              <w:left w:w="200" w:type="dxa"/>
-              <w:bottom w:w="100" w:type="dxa"/>
-              <w:right w:w="200" w:type="dxa"/>
-            </w:tcMar>
-          </w:tcPr>
-          <w:p>
-            <w:pPr>
-              <w:spacing w:after="300"/>
-              <w:rPr>
-                <w:color w:val="262626"/>
-                <w:sz w:val="16"/>
-                <w:szCs w:val="16"/>
-              </w:rPr>
-            </w:pPr>
-            <w:r>
-              <w:rPr>
-                <w:color w:val="262626"/>
-                <w:sz w:val="16"/>
-                <w:szCs w:val="16"/>
-              </w:rPr>
-              <w:t>No formal</w:t>
-            </w:r>
-          </w:p>
-        </w:tc>
-        <w:tc>
-          <w:tcPr>
-            <w:tcW w:w="1200" w:type="dxa"/>
+            <w:tcW w:w="1276" w:type="dxa"/>
+            <w:tcBorders>
+              <w:top w:val="single" w:sz="6" w:space="0" w:color="D9D9DD"/>
+              <w:left w:val="single" w:sz="6" w:space="0" w:color="D9D9DD"/>
+              <w:bottom w:val="single" w:sz="6" w:space="0" w:color="D9D9DD"/>
+              <w:right w:val="single" w:sz="6" w:space="0" w:color="D9D9DD"/>
+            </w:tcBorders>
+            <w:tcMar>
+              <w:top w:w="100" w:type="dxa"/>
+              <w:left w:w="200" w:type="dxa"/>
+              <w:bottom w:w="100" w:type="dxa"/>
+              <w:right w:w="200" w:type="dxa"/>
+            </w:tcMar>
+          </w:tcPr>
+          <w:p>
+            <w:pPr>
+              <w:spacing w:after="300"/>
+              <w:rPr>
+                <w:color w:val="262626"/>
+                <w:sz w:val="16"/>
+                <w:szCs w:val="16"/>
+              </w:rPr>
+            </w:pPr>
+            <w:r>
+              <w:rPr>
+                <w:color w:val="262626"/>
+                <w:sz w:val="16"/>
+                <w:szCs w:val="16"/>
+              </w:rPr>
+              <w:t>Formal</w:t>
+            </w:r>
+          </w:p>
+        </w:tc>
+        <w:tc>
+          <w:tcPr>
+            <w:tcW w:w="1417" w:type="dxa"/>
             <w:tcBorders>
               <w:top w:val="single" w:sz="6" w:space="0" w:color="D9D9DD"/>
               <w:left w:val="single" w:sz="6" w:space="0" w:color="D9D9DD"/>
@@ -4646,7 +4614,7 @@
         </w:tc>
         <w:tc>
           <w:tcPr>
-            <w:tcW w:w="1530" w:type="dxa"/>
+            <w:tcW w:w="1243" w:type="dxa"/>
             <w:tcBorders>
               <w:top w:val="single" w:sz="6" w:space="0" w:color="D9D9DD"/>
               <w:left w:val="single" w:sz="6" w:space="0" w:color="D9D9DD"/>
@@ -4681,7 +4649,7 @@
         </w:tc>
         <w:tc>
           <w:tcPr>
-            <w:tcW w:w="1440" w:type="dxa"/>
+            <w:tcW w:w="1417" w:type="dxa"/>
             <w:tcBorders>
               <w:top w:val="single" w:sz="6" w:space="0" w:color="D9D9DD"/>
               <w:left w:val="single" w:sz="6" w:space="0" w:color="D9D9DD"/>
@@ -4716,7 +4684,7 @@
         </w:tc>
         <w:tc>
           <w:tcPr>
-            <w:tcW w:w="1440" w:type="dxa"/>
+            <w:tcW w:w="1134" w:type="dxa"/>
             <w:tcBorders>
               <w:top w:val="single" w:sz="6" w:space="0" w:color="D9D9DD"/>
               <w:left w:val="single" w:sz="6" w:space="0" w:color="D9D9DD"/>
@@ -4751,7 +4719,7 @@
         </w:tc>
         <w:tc>
           <w:tcPr>
-            <w:tcW w:w="1680" w:type="dxa"/>
+            <w:tcW w:w="1701" w:type="dxa"/>
             <w:tcBorders>
               <w:top w:val="single" w:sz="6" w:space="0" w:color="D9D9DD"/>
               <w:left w:val="single" w:sz="6" w:space="0" w:color="D9D9DD"/>
@@ -4786,7 +4754,7 @@
         </w:tc>
         <w:tc>
           <w:tcPr>
-            <w:tcW w:w="1305" w:type="dxa"/>
+            <w:tcW w:w="1134" w:type="dxa"/>
             <w:tcBorders>
               <w:top w:val="single" w:sz="6" w:space="0" w:color="D9D9DD"/>
               <w:left w:val="single" w:sz="6" w:space="0" w:color="D9D9DD"/>
@@ -4821,7 +4789,7 @@
         </w:tc>
         <w:tc>
           <w:tcPr>
-            <w:tcW w:w="1215" w:type="dxa"/>
+            <w:tcW w:w="1276" w:type="dxa"/>
             <w:tcBorders>
               <w:top w:val="single" w:sz="6" w:space="0" w:color="D9D9DD"/>
               <w:left w:val="single" w:sz="6" w:space="0" w:color="D9D9DD"/>
@@ -4856,7 +4824,7 @@
         </w:tc>
         <w:tc>
           <w:tcPr>
-            <w:tcW w:w="1200" w:type="dxa"/>
+            <w:tcW w:w="1417" w:type="dxa"/>
             <w:tcBorders>
               <w:top w:val="single" w:sz="6" w:space="0" w:color="D9D9DD"/>
               <w:left w:val="single" w:sz="6" w:space="0" w:color="D9D9DD"/>
@@ -4931,7 +4899,7 @@
         </w:tc>
         <w:tc>
           <w:tcPr>
-            <w:tcW w:w="1530" w:type="dxa"/>
+            <w:tcW w:w="1243" w:type="dxa"/>
             <w:tcBorders>
               <w:top w:val="single" w:sz="6" w:space="0" w:color="D9D9DD"/>
               <w:left w:val="single" w:sz="6" w:space="0" w:color="D9D9DD"/>
@@ -4966,7 +4934,7 @@
         </w:tc>
         <w:tc>
           <w:tcPr>
-            <w:tcW w:w="1440" w:type="dxa"/>
+            <w:tcW w:w="1417" w:type="dxa"/>
             <w:tcBorders>
               <w:top w:val="single" w:sz="6" w:space="0" w:color="D9D9DD"/>
               <w:left w:val="single" w:sz="6" w:space="0" w:color="D9D9DD"/>
@@ -5001,7 +4969,7 @@
         </w:tc>
         <w:tc>
           <w:tcPr>
-            <w:tcW w:w="1440" w:type="dxa"/>
+            <w:tcW w:w="1134" w:type="dxa"/>
             <w:tcBorders>
               <w:top w:val="single" w:sz="6" w:space="0" w:color="D9D9DD"/>
               <w:left w:val="single" w:sz="6" w:space="0" w:color="D9D9DD"/>
@@ -5036,7 +5004,7 @@
         </w:tc>
         <w:tc>
           <w:tcPr>
-            <w:tcW w:w="1680" w:type="dxa"/>
+            <w:tcW w:w="1701" w:type="dxa"/>
             <w:tcBorders>
               <w:top w:val="single" w:sz="6" w:space="0" w:color="D9D9DD"/>
               <w:left w:val="single" w:sz="6" w:space="0" w:color="D9D9DD"/>
@@ -5071,7 +5039,7 @@
         </w:tc>
         <w:tc>
           <w:tcPr>
-            <w:tcW w:w="1305" w:type="dxa"/>
+            <w:tcW w:w="1134" w:type="dxa"/>
             <w:tcBorders>
               <w:top w:val="single" w:sz="6" w:space="0" w:color="D9D9DD"/>
               <w:left w:val="single" w:sz="6" w:space="0" w:color="D9D9DD"/>
@@ -5106,7 +5074,7 @@
         </w:tc>
         <w:tc>
           <w:tcPr>
-            <w:tcW w:w="1215" w:type="dxa"/>
+            <w:tcW w:w="1276" w:type="dxa"/>
             <w:tcBorders>
               <w:top w:val="single" w:sz="6" w:space="0" w:color="D9D9DD"/>
               <w:left w:val="single" w:sz="6" w:space="0" w:color="D9D9DD"/>
@@ -5141,7 +5109,7 @@
         </w:tc>
         <w:tc>
           <w:tcPr>
-            <w:tcW w:w="1200" w:type="dxa"/>
+            <w:tcW w:w="1417" w:type="dxa"/>
             <w:tcBorders>
               <w:top w:val="single" w:sz="6" w:space="0" w:color="D9D9DD"/>
               <w:left w:val="single" w:sz="6" w:space="0" w:color="D9D9DD"/>
@@ -5216,7 +5184,7 @@
         </w:tc>
         <w:tc>
           <w:tcPr>
-            <w:tcW w:w="1530" w:type="dxa"/>
+            <w:tcW w:w="1243" w:type="dxa"/>
             <w:tcBorders>
               <w:top w:val="single" w:sz="6" w:space="0" w:color="D9D9DD"/>
               <w:left w:val="single" w:sz="6" w:space="0" w:color="D9D9DD"/>
@@ -5251,7 +5219,7 @@
         </w:tc>
         <w:tc>
           <w:tcPr>
-            <w:tcW w:w="1440" w:type="dxa"/>
+            <w:tcW w:w="1417" w:type="dxa"/>
             <w:tcBorders>
               <w:top w:val="single" w:sz="6" w:space="0" w:color="D9D9DD"/>
               <w:left w:val="single" w:sz="6" w:space="0" w:color="D9D9DD"/>
@@ -5286,7 +5254,7 @@
         </w:tc>
         <w:tc>
           <w:tcPr>
-            <w:tcW w:w="1440" w:type="dxa"/>
+            <w:tcW w:w="1134" w:type="dxa"/>
             <w:tcBorders>
               <w:top w:val="single" w:sz="6" w:space="0" w:color="D9D9DD"/>
               <w:left w:val="single" w:sz="6" w:space="0" w:color="D9D9DD"/>
@@ -5321,7 +5289,7 @@
         </w:tc>
         <w:tc>
           <w:tcPr>
-            <w:tcW w:w="1680" w:type="dxa"/>
+            <w:tcW w:w="1701" w:type="dxa"/>
             <w:tcBorders>
               <w:top w:val="single" w:sz="6" w:space="0" w:color="D9D9DD"/>
               <w:left w:val="single" w:sz="6" w:space="0" w:color="D9D9DD"/>
@@ -5356,7 +5324,7 @@
         </w:tc>
         <w:tc>
           <w:tcPr>
-            <w:tcW w:w="1305" w:type="dxa"/>
+            <w:tcW w:w="1134" w:type="dxa"/>
             <w:tcBorders>
               <w:top w:val="single" w:sz="6" w:space="0" w:color="D9D9DD"/>
               <w:left w:val="single" w:sz="6" w:space="0" w:color="D9D9DD"/>
@@ -5391,7 +5359,7 @@
         </w:tc>
         <w:tc>
           <w:tcPr>
-            <w:tcW w:w="1215" w:type="dxa"/>
+            <w:tcW w:w="1276" w:type="dxa"/>
             <w:tcBorders>
               <w:top w:val="single" w:sz="6" w:space="0" w:color="D9D9DD"/>
               <w:left w:val="single" w:sz="6" w:space="0" w:color="D9D9DD"/>
@@ -5426,7 +5394,7 @@
         </w:tc>
         <w:tc>
           <w:tcPr>
-            <w:tcW w:w="1200" w:type="dxa"/>
+            <w:tcW w:w="1417" w:type="dxa"/>
             <w:tcBorders>
               <w:top w:val="single" w:sz="6" w:space="0" w:color="D9D9DD"/>
               <w:left w:val="single" w:sz="6" w:space="0" w:color="D9D9DD"/>
@@ -5501,7 +5469,7 @@
         </w:tc>
         <w:tc>
           <w:tcPr>
-            <w:tcW w:w="1530" w:type="dxa"/>
+            <w:tcW w:w="1243" w:type="dxa"/>
             <w:tcBorders>
               <w:top w:val="single" w:sz="6" w:space="0" w:color="D9D9DD"/>
               <w:left w:val="single" w:sz="6" w:space="0" w:color="D9D9DD"/>
@@ -5536,7 +5504,7 @@
         </w:tc>
         <w:tc>
           <w:tcPr>
-            <w:tcW w:w="1440" w:type="dxa"/>
+            <w:tcW w:w="1417" w:type="dxa"/>
             <w:tcBorders>
               <w:top w:val="single" w:sz="6" w:space="0" w:color="D9D9DD"/>
               <w:left w:val="single" w:sz="6" w:space="0" w:color="D9D9DD"/>
@@ -5571,7 +5539,7 @@
         </w:tc>
         <w:tc>
           <w:tcPr>
-            <w:tcW w:w="1440" w:type="dxa"/>
+            <w:tcW w:w="1134" w:type="dxa"/>
             <w:tcBorders>
               <w:top w:val="single" w:sz="6" w:space="0" w:color="D9D9DD"/>
               <w:left w:val="single" w:sz="6" w:space="0" w:color="D9D9DD"/>
@@ -5606,77 +5574,77 @@
         </w:tc>
         <w:tc>
           <w:tcPr>
-            <w:tcW w:w="1680" w:type="dxa"/>
-            <w:tcBorders>
-              <w:top w:val="single" w:sz="6" w:space="0" w:color="D9D9DD"/>
-              <w:left w:val="single" w:sz="6" w:space="0" w:color="D9D9DD"/>
-              <w:bottom w:val="single" w:sz="6" w:space="0" w:color="D9D9DD"/>
-              <w:right w:val="single" w:sz="6" w:space="0" w:color="D9D9DD"/>
-            </w:tcBorders>
-            <w:tcMar>
-              <w:top w:w="100" w:type="dxa"/>
-              <w:left w:w="200" w:type="dxa"/>
-              <w:bottom w:w="100" w:type="dxa"/>
-              <w:right w:w="200" w:type="dxa"/>
-            </w:tcMar>
-          </w:tcPr>
-          <w:p>
-            <w:pPr>
-              <w:spacing w:after="300"/>
-              <w:rPr>
-                <w:color w:val="262626"/>
-                <w:sz w:val="16"/>
-                <w:szCs w:val="16"/>
-              </w:rPr>
-            </w:pPr>
-            <w:r>
-              <w:rPr>
-                <w:color w:val="262626"/>
-                <w:sz w:val="16"/>
-                <w:szCs w:val="16"/>
-              </w:rPr>
-              <w:t>Patrimonial / Extrapatrimonial</w:t>
-            </w:r>
-          </w:p>
-        </w:tc>
-        <w:tc>
-          <w:tcPr>
-            <w:tcW w:w="1305" w:type="dxa"/>
-            <w:tcBorders>
-              <w:top w:val="single" w:sz="6" w:space="0" w:color="D9D9DD"/>
-              <w:left w:val="single" w:sz="6" w:space="0" w:color="D9D9DD"/>
-              <w:bottom w:val="single" w:sz="6" w:space="0" w:color="D9D9DD"/>
-              <w:right w:val="single" w:sz="6" w:space="0" w:color="D9D9DD"/>
-            </w:tcBorders>
-            <w:tcMar>
-              <w:top w:w="100" w:type="dxa"/>
-              <w:left w:w="200" w:type="dxa"/>
-              <w:bottom w:w="100" w:type="dxa"/>
-              <w:right w:w="200" w:type="dxa"/>
-            </w:tcMar>
-          </w:tcPr>
-          <w:p>
-            <w:pPr>
-              <w:spacing w:after="300"/>
-              <w:rPr>
-                <w:color w:val="262626"/>
-                <w:sz w:val="16"/>
-                <w:szCs w:val="16"/>
-              </w:rPr>
-            </w:pPr>
-            <w:r>
-              <w:rPr>
-                <w:color w:val="262626"/>
-                <w:sz w:val="16"/>
-                <w:szCs w:val="16"/>
-              </w:rPr>
-              <w:t>Gratuito</w:t>
-            </w:r>
-          </w:p>
-        </w:tc>
-        <w:tc>
-          <w:tcPr>
-            <w:tcW w:w="1215" w:type="dxa"/>
+            <w:tcW w:w="1701" w:type="dxa"/>
+            <w:tcBorders>
+              <w:top w:val="single" w:sz="6" w:space="0" w:color="D9D9DD"/>
+              <w:left w:val="single" w:sz="6" w:space="0" w:color="D9D9DD"/>
+              <w:bottom w:val="single" w:sz="6" w:space="0" w:color="D9D9DD"/>
+              <w:right w:val="single" w:sz="6" w:space="0" w:color="D9D9DD"/>
+            </w:tcBorders>
+            <w:tcMar>
+              <w:top w:w="100" w:type="dxa"/>
+              <w:left w:w="200" w:type="dxa"/>
+              <w:bottom w:w="100" w:type="dxa"/>
+              <w:right w:w="200" w:type="dxa"/>
+            </w:tcMar>
+          </w:tcPr>
+          <w:p>
+            <w:pPr>
+              <w:spacing w:after="300"/>
+              <w:rPr>
+                <w:color w:val="262626"/>
+                <w:sz w:val="16"/>
+                <w:szCs w:val="16"/>
+              </w:rPr>
+            </w:pPr>
+            <w:r>
+              <w:rPr>
+                <w:color w:val="262626"/>
+                <w:sz w:val="16"/>
+                <w:szCs w:val="16"/>
+              </w:rPr>
+              <w:t>Patrimonial</w:t>
+            </w:r>
+          </w:p>
+        </w:tc>
+        <w:tc>
+          <w:tcPr>
+            <w:tcW w:w="1134" w:type="dxa"/>
+            <w:tcBorders>
+              <w:top w:val="single" w:sz="6" w:space="0" w:color="D9D9DD"/>
+              <w:left w:val="single" w:sz="6" w:space="0" w:color="D9D9DD"/>
+              <w:bottom w:val="single" w:sz="6" w:space="0" w:color="D9D9DD"/>
+              <w:right w:val="single" w:sz="6" w:space="0" w:color="D9D9DD"/>
+            </w:tcBorders>
+            <w:tcMar>
+              <w:top w:w="100" w:type="dxa"/>
+              <w:left w:w="200" w:type="dxa"/>
+              <w:bottom w:w="100" w:type="dxa"/>
+              <w:right w:w="200" w:type="dxa"/>
+            </w:tcMar>
+          </w:tcPr>
+          <w:p>
+            <w:pPr>
+              <w:spacing w:after="300"/>
+              <w:rPr>
+                <w:color w:val="262626"/>
+                <w:sz w:val="16"/>
+                <w:szCs w:val="16"/>
+              </w:rPr>
+            </w:pPr>
+            <w:r>
+              <w:rPr>
+                <w:color w:val="262626"/>
+                <w:sz w:val="16"/>
+                <w:szCs w:val="16"/>
+              </w:rPr>
+              <w:t>Oneroso</w:t>
+            </w:r>
+          </w:p>
+        </w:tc>
+        <w:tc>
+          <w:tcPr>
+            <w:tcW w:w="1276" w:type="dxa"/>
             <w:tcBorders>
               <w:top w:val="single" w:sz="6" w:space="0" w:color="D9D9DD"/>
               <w:left w:val="single" w:sz="6" w:space="0" w:color="D9D9DD"/>
@@ -5711,36 +5679,36 @@
         </w:tc>
         <w:tc>
           <w:tcPr>
-            <w:tcW w:w="1200" w:type="dxa"/>
-            <w:tcBorders>
-              <w:top w:val="single" w:sz="6" w:space="0" w:color="D9D9DD"/>
-              <w:left w:val="single" w:sz="6" w:space="0" w:color="D9D9DD"/>
-              <w:bottom w:val="single" w:sz="6" w:space="0" w:color="D9D9DD"/>
-              <w:right w:val="single" w:sz="6" w:space="0" w:color="D9D9DD"/>
-            </w:tcBorders>
-            <w:tcMar>
-              <w:top w:w="100" w:type="dxa"/>
-              <w:left w:w="200" w:type="dxa"/>
-              <w:bottom w:w="100" w:type="dxa"/>
-              <w:right w:w="200" w:type="dxa"/>
-            </w:tcMar>
-          </w:tcPr>
-          <w:p>
-            <w:pPr>
-              <w:spacing w:after="300"/>
-              <w:rPr>
-                <w:color w:val="262626"/>
-                <w:sz w:val="16"/>
-                <w:szCs w:val="16"/>
-              </w:rPr>
-            </w:pPr>
-            <w:r>
-              <w:rPr>
-                <w:color w:val="262626"/>
-                <w:sz w:val="16"/>
-                <w:szCs w:val="16"/>
-              </w:rPr>
-              <w:t>Puro y simple</w:t>
+            <w:tcW w:w="1417" w:type="dxa"/>
+            <w:tcBorders>
+              <w:top w:val="single" w:sz="6" w:space="0" w:color="D9D9DD"/>
+              <w:left w:val="single" w:sz="6" w:space="0" w:color="D9D9DD"/>
+              <w:bottom w:val="single" w:sz="6" w:space="0" w:color="D9D9DD"/>
+              <w:right w:val="single" w:sz="6" w:space="0" w:color="D9D9DD"/>
+            </w:tcBorders>
+            <w:tcMar>
+              <w:top w:w="100" w:type="dxa"/>
+              <w:left w:w="200" w:type="dxa"/>
+              <w:bottom w:w="100" w:type="dxa"/>
+              <w:right w:w="200" w:type="dxa"/>
+            </w:tcMar>
+          </w:tcPr>
+          <w:p>
+            <w:pPr>
+              <w:spacing w:after="300"/>
+              <w:rPr>
+                <w:color w:val="262626"/>
+                <w:sz w:val="16"/>
+                <w:szCs w:val="16"/>
+              </w:rPr>
+            </w:pPr>
+            <w:r>
+              <w:rPr>
+                <w:color w:val="262626"/>
+                <w:sz w:val="16"/>
+                <w:szCs w:val="16"/>
+              </w:rPr>
+              <w:t>Modal (condiciones)</w:t>
             </w:r>
           </w:p>
         </w:tc>
@@ -5786,7 +5754,7 @@
         </w:tc>
         <w:tc>
           <w:tcPr>
-            <w:tcW w:w="1530" w:type="dxa"/>
+            <w:tcW w:w="1243" w:type="dxa"/>
             <w:tcBorders>
               <w:top w:val="single" w:sz="6" w:space="0" w:color="D9D9DD"/>
               <w:left w:val="single" w:sz="6" w:space="0" w:color="D9D9DD"/>
@@ -5821,7 +5789,7 @@
         </w:tc>
         <w:tc>
           <w:tcPr>
-            <w:tcW w:w="1440" w:type="dxa"/>
+            <w:tcW w:w="1417" w:type="dxa"/>
             <w:tcBorders>
               <w:top w:val="single" w:sz="6" w:space="0" w:color="D9D9DD"/>
               <w:left w:val="single" w:sz="6" w:space="0" w:color="D9D9DD"/>
@@ -5856,7 +5824,7 @@
         </w:tc>
         <w:tc>
           <w:tcPr>
-            <w:tcW w:w="1440" w:type="dxa"/>
+            <w:tcW w:w="1134" w:type="dxa"/>
             <w:tcBorders>
               <w:top w:val="single" w:sz="6" w:space="0" w:color="D9D9DD"/>
               <w:left w:val="single" w:sz="6" w:space="0" w:color="D9D9DD"/>
@@ -5891,7 +5859,7 @@
         </w:tc>
         <w:tc>
           <w:tcPr>
-            <w:tcW w:w="1680" w:type="dxa"/>
+            <w:tcW w:w="1701" w:type="dxa"/>
             <w:tcBorders>
               <w:top w:val="single" w:sz="6" w:space="0" w:color="D9D9DD"/>
               <w:left w:val="single" w:sz="6" w:space="0" w:color="D9D9DD"/>
@@ -5926,7 +5894,7 @@
         </w:tc>
         <w:tc>
           <w:tcPr>
-            <w:tcW w:w="1305" w:type="dxa"/>
+            <w:tcW w:w="1134" w:type="dxa"/>
             <w:tcBorders>
               <w:top w:val="single" w:sz="6" w:space="0" w:color="D9D9DD"/>
               <w:left w:val="single" w:sz="6" w:space="0" w:color="D9D9DD"/>
@@ -5961,7 +5929,7 @@
         </w:tc>
         <w:tc>
           <w:tcPr>
-            <w:tcW w:w="1215" w:type="dxa"/>
+            <w:tcW w:w="1276" w:type="dxa"/>
             <w:tcBorders>
               <w:top w:val="single" w:sz="6" w:space="0" w:color="D9D9DD"/>
               <w:left w:val="single" w:sz="6" w:space="0" w:color="D9D9DD"/>
@@ -5996,7 +5964,7 @@
         </w:tc>
         <w:tc>
           <w:tcPr>
-            <w:tcW w:w="1200" w:type="dxa"/>
+            <w:tcW w:w="1417" w:type="dxa"/>
             <w:tcBorders>
               <w:top w:val="single" w:sz="6" w:space="0" w:color="D9D9DD"/>
               <w:left w:val="single" w:sz="6" w:space="0" w:color="D9D9DD"/>
@@ -6071,7 +6039,7 @@
         </w:tc>
         <w:tc>
           <w:tcPr>
-            <w:tcW w:w="1530" w:type="dxa"/>
+            <w:tcW w:w="1243" w:type="dxa"/>
             <w:tcBorders>
               <w:top w:val="single" w:sz="6" w:space="0" w:color="D9D9DD"/>
               <w:left w:val="single" w:sz="6" w:space="0" w:color="D9D9DD"/>
@@ -6106,7 +6074,7 @@
         </w:tc>
         <w:tc>
           <w:tcPr>
-            <w:tcW w:w="1440" w:type="dxa"/>
+            <w:tcW w:w="1417" w:type="dxa"/>
             <w:tcBorders>
               <w:top w:val="single" w:sz="6" w:space="0" w:color="D9D9DD"/>
               <w:left w:val="single" w:sz="6" w:space="0" w:color="D9D9DD"/>
@@ -6141,7 +6109,7 @@
         </w:tc>
         <w:tc>
           <w:tcPr>
-            <w:tcW w:w="1440" w:type="dxa"/>
+            <w:tcW w:w="1134" w:type="dxa"/>
             <w:tcBorders>
               <w:top w:val="single" w:sz="6" w:space="0" w:color="D9D9DD"/>
               <w:left w:val="single" w:sz="6" w:space="0" w:color="D9D9DD"/>
@@ -6176,7 +6144,7 @@
         </w:tc>
         <w:tc>
           <w:tcPr>
-            <w:tcW w:w="1680" w:type="dxa"/>
+            <w:tcW w:w="1701" w:type="dxa"/>
             <w:tcBorders>
               <w:top w:val="single" w:sz="6" w:space="0" w:color="D9D9DD"/>
               <w:left w:val="single" w:sz="6" w:space="0" w:color="D9D9DD"/>
@@ -6211,7 +6179,7 @@
         </w:tc>
         <w:tc>
           <w:tcPr>
-            <w:tcW w:w="1305" w:type="dxa"/>
+            <w:tcW w:w="1134" w:type="dxa"/>
             <w:tcBorders>
               <w:top w:val="single" w:sz="6" w:space="0" w:color="D9D9DD"/>
               <w:left w:val="single" w:sz="6" w:space="0" w:color="D9D9DD"/>
@@ -6246,37 +6214,29 @@
         </w:tc>
         <w:tc>
           <w:tcPr>
-            <w:tcW w:w="1215" w:type="dxa"/>
-            <w:tcBorders>
-              <w:top w:val="single" w:sz="6" w:space="0" w:color="D9D9DD"/>
-              <w:left w:val="single" w:sz="6" w:space="0" w:color="D9D9DD"/>
-              <w:bottom w:val="single" w:sz="6" w:space="0" w:color="D9D9DD"/>
-              <w:right w:val="single" w:sz="6" w:space="0" w:color="D9D9DD"/>
-            </w:tcBorders>
-            <w:tcMar>
-              <w:top w:w="100" w:type="dxa"/>
-              <w:left w:w="200" w:type="dxa"/>
-              <w:bottom w:w="100" w:type="dxa"/>
-              <w:right w:w="200" w:type="dxa"/>
-            </w:tcMar>
-          </w:tcPr>
-          <w:p>
-            <w:pPr>
-              <w:spacing w:after="300"/>
-              <w:rPr>
-                <w:color w:val="262626"/>
-                <w:sz w:val="16"/>
-                <w:szCs w:val="16"/>
-              </w:rPr>
-            </w:pPr>
-            <w:r>
-              <w:rPr>
-                <w:color w:val="262626"/>
-                <w:sz w:val="16"/>
-                <w:szCs w:val="16"/>
-              </w:rPr>
-              <w:t xml:space="preserve">No </w:t>
-            </w:r>
+            <w:tcW w:w="1276" w:type="dxa"/>
+            <w:tcBorders>
+              <w:top w:val="single" w:sz="6" w:space="0" w:color="D9D9DD"/>
+              <w:left w:val="single" w:sz="6" w:space="0" w:color="D9D9DD"/>
+              <w:bottom w:val="single" w:sz="6" w:space="0" w:color="D9D9DD"/>
+              <w:right w:val="single" w:sz="6" w:space="0" w:color="D9D9DD"/>
+            </w:tcBorders>
+            <w:tcMar>
+              <w:top w:w="100" w:type="dxa"/>
+              <w:left w:w="200" w:type="dxa"/>
+              <w:bottom w:w="100" w:type="dxa"/>
+              <w:right w:w="200" w:type="dxa"/>
+            </w:tcMar>
+          </w:tcPr>
+          <w:p>
+            <w:pPr>
+              <w:spacing w:after="300"/>
+              <w:rPr>
+                <w:color w:val="262626"/>
+                <w:sz w:val="16"/>
+                <w:szCs w:val="16"/>
+              </w:rPr>
+            </w:pPr>
             <w:r>
               <w:rPr>
                 <w:color w:val="262626"/>
@@ -6289,7 +6249,7 @@
         </w:tc>
         <w:tc>
           <w:tcPr>
-            <w:tcW w:w="1200" w:type="dxa"/>
+            <w:tcW w:w="1417" w:type="dxa"/>
             <w:tcBorders>
               <w:top w:val="single" w:sz="6" w:space="0" w:color="D9D9DD"/>
               <w:left w:val="single" w:sz="6" w:space="0" w:color="D9D9DD"/>
@@ -6364,7 +6324,7 @@
         </w:tc>
         <w:tc>
           <w:tcPr>
-            <w:tcW w:w="1530" w:type="dxa"/>
+            <w:tcW w:w="1243" w:type="dxa"/>
             <w:tcBorders>
               <w:top w:val="single" w:sz="6" w:space="0" w:color="D9D9DD"/>
               <w:left w:val="single" w:sz="6" w:space="0" w:color="D9D9DD"/>
@@ -6399,7 +6359,7 @@
         </w:tc>
         <w:tc>
           <w:tcPr>
-            <w:tcW w:w="1440" w:type="dxa"/>
+            <w:tcW w:w="1417" w:type="dxa"/>
             <w:tcBorders>
               <w:top w:val="single" w:sz="6" w:space="0" w:color="D9D9DD"/>
               <w:left w:val="single" w:sz="6" w:space="0" w:color="D9D9DD"/>
@@ -6434,7 +6394,7 @@
         </w:tc>
         <w:tc>
           <w:tcPr>
-            <w:tcW w:w="1440" w:type="dxa"/>
+            <w:tcW w:w="1134" w:type="dxa"/>
             <w:tcBorders>
               <w:top w:val="single" w:sz="6" w:space="0" w:color="D9D9DD"/>
               <w:left w:val="single" w:sz="6" w:space="0" w:color="D9D9DD"/>
@@ -6469,7 +6429,7 @@
         </w:tc>
         <w:tc>
           <w:tcPr>
-            <w:tcW w:w="1680" w:type="dxa"/>
+            <w:tcW w:w="1701" w:type="dxa"/>
             <w:tcBorders>
               <w:top w:val="single" w:sz="6" w:space="0" w:color="D9D9DD"/>
               <w:left w:val="single" w:sz="6" w:space="0" w:color="D9D9DD"/>
@@ -6504,7 +6464,7 @@
         </w:tc>
         <w:tc>
           <w:tcPr>
-            <w:tcW w:w="1305" w:type="dxa"/>
+            <w:tcW w:w="1134" w:type="dxa"/>
             <w:tcBorders>
               <w:top w:val="single" w:sz="6" w:space="0" w:color="D9D9DD"/>
               <w:left w:val="single" w:sz="6" w:space="0" w:color="D9D9DD"/>
@@ -6539,7 +6499,7 @@
         </w:tc>
         <w:tc>
           <w:tcPr>
-            <w:tcW w:w="1215" w:type="dxa"/>
+            <w:tcW w:w="1276" w:type="dxa"/>
             <w:tcBorders>
               <w:top w:val="single" w:sz="6" w:space="0" w:color="D9D9DD"/>
               <w:left w:val="single" w:sz="6" w:space="0" w:color="D9D9DD"/>
@@ -6574,7 +6534,7 @@
         </w:tc>
         <w:tc>
           <w:tcPr>
-            <w:tcW w:w="1200" w:type="dxa"/>
+            <w:tcW w:w="1417" w:type="dxa"/>
             <w:tcBorders>
               <w:top w:val="single" w:sz="6" w:space="0" w:color="D9D9DD"/>
               <w:left w:val="single" w:sz="6" w:space="0" w:color="D9D9DD"/>
@@ -6649,7 +6609,7 @@
         </w:tc>
         <w:tc>
           <w:tcPr>
-            <w:tcW w:w="1530" w:type="dxa"/>
+            <w:tcW w:w="1243" w:type="dxa"/>
             <w:tcBorders>
               <w:top w:val="single" w:sz="6" w:space="0" w:color="D9D9DD"/>
               <w:left w:val="single" w:sz="6" w:space="0" w:color="D9D9DD"/>
@@ -6684,7 +6644,7 @@
         </w:tc>
         <w:tc>
           <w:tcPr>
-            <w:tcW w:w="1440" w:type="dxa"/>
+            <w:tcW w:w="1417" w:type="dxa"/>
             <w:tcBorders>
               <w:top w:val="single" w:sz="6" w:space="0" w:color="D9D9DD"/>
               <w:left w:val="single" w:sz="6" w:space="0" w:color="D9D9DD"/>
@@ -6719,7 +6679,7 @@
         </w:tc>
         <w:tc>
           <w:tcPr>
-            <w:tcW w:w="1440" w:type="dxa"/>
+            <w:tcW w:w="1134" w:type="dxa"/>
             <w:tcBorders>
               <w:top w:val="single" w:sz="6" w:space="0" w:color="D9D9DD"/>
               <w:left w:val="single" w:sz="6" w:space="0" w:color="D9D9DD"/>
@@ -6754,7 +6714,7 @@
         </w:tc>
         <w:tc>
           <w:tcPr>
-            <w:tcW w:w="1680" w:type="dxa"/>
+            <w:tcW w:w="1701" w:type="dxa"/>
             <w:tcBorders>
               <w:top w:val="single" w:sz="6" w:space="0" w:color="D9D9DD"/>
               <w:left w:val="single" w:sz="6" w:space="0" w:color="D9D9DD"/>
@@ -6789,7 +6749,7 @@
         </w:tc>
         <w:tc>
           <w:tcPr>
-            <w:tcW w:w="1305" w:type="dxa"/>
+            <w:tcW w:w="1134" w:type="dxa"/>
             <w:tcBorders>
               <w:top w:val="single" w:sz="6" w:space="0" w:color="D9D9DD"/>
               <w:left w:val="single" w:sz="6" w:space="0" w:color="D9D9DD"/>
@@ -6824,7 +6784,7 @@
         </w:tc>
         <w:tc>
           <w:tcPr>
-            <w:tcW w:w="1215" w:type="dxa"/>
+            <w:tcW w:w="1276" w:type="dxa"/>
             <w:tcBorders>
               <w:top w:val="single" w:sz="6" w:space="0" w:color="D9D9DD"/>
               <w:left w:val="single" w:sz="6" w:space="0" w:color="D9D9DD"/>
@@ -6859,7 +6819,7 @@
         </w:tc>
         <w:tc>
           <w:tcPr>
-            <w:tcW w:w="1200" w:type="dxa"/>
+            <w:tcW w:w="1417" w:type="dxa"/>
             <w:tcBorders>
               <w:top w:val="single" w:sz="6" w:space="0" w:color="D9D9DD"/>
               <w:left w:val="single" w:sz="6" w:space="0" w:color="D9D9DD"/>
@@ -6894,16 +6854,6 @@
         </w:tc>
       </w:tr>
     </w:tbl>
-    <w:p>
-      <w:pPr>
-        <w:spacing w:line="420" w:lineRule="auto"/>
-        <w:rPr>
-          <w:color w:val="262626"/>
-          <w:sz w:val="24"/>
-          <w:szCs w:val="24"/>
-        </w:rPr>
-      </w:pPr>
-    </w:p>
     <w:p>
       <w:pPr>
         <w:rPr>
